--- a/auca/Sem-5/Requirements Engineering/Summary/REQUIREMENTS ENGINEERING.docx
+++ b/auca/Sem-5/Requirements Engineering/Summary/REQUIREMENTS ENGINEERING.docx
@@ -1,9 +1,10 @@
 
 <file path=word/document.xml><?xml version="1.0" encoding="utf-8"?>
-<w:document xmlns:wpc="http://schemas.microsoft.com/office/word/2010/wordprocessingCanvas" xmlns:cx="http://schemas.microsoft.com/office/drawing/2014/chartex" xmlns:mc="http://schemas.openxmlformats.org/markup-compatibility/2006" xmlns:o="urn:schemas-microsoft-com:office:office" xmlns:r="http://schemas.openxmlformats.org/officeDocument/2006/relationships" xmlns:m="http://schemas.openxmlformats.org/officeDocument/2006/math" xmlns:v="urn:schemas-microsoft-com:vml" xmlns:wp14="http://schemas.microsoft.com/office/word/2010/wordprocessingDrawing" xmlns:wp="http://schemas.openxmlformats.org/drawingml/2006/wordprocessingDrawing" xmlns:w10="urn:schemas-microsoft-com:office:word" xmlns:w="http://schemas.openxmlformats.org/wordprocessingml/2006/main" xmlns:w14="http://schemas.microsoft.com/office/word/2010/wordml" xmlns:w15="http://schemas.microsoft.com/office/word/2012/wordml" xmlns:w16se="http://schemas.microsoft.com/office/word/2015/wordml/symex" xmlns:wpg="http://schemas.microsoft.com/office/word/2010/wordprocessingGroup" xmlns:wpi="http://schemas.microsoft.com/office/word/2010/wordprocessingInk" xmlns:wne="http://schemas.microsoft.com/office/word/2006/wordml" xmlns:wps="http://schemas.microsoft.com/office/word/2010/wordprocessingShape" mc:Ignorable="w14 w15 w16se wp14">
+<w:document xmlns:w="http://schemas.openxmlformats.org/wordprocessingml/2006/main" xmlns:wp="http://schemas.openxmlformats.org/drawingml/2006/wordprocessingDrawing" xmlns:r="http://schemas.openxmlformats.org/officeDocument/2006/relationships" xmlns:v="urn:schemas-microsoft-com:vml" xmlns:w10="urn:schemas-microsoft-com:office:word" xmlns:o="urn:schemas-microsoft-com:office:office" xmlns:wp14="http://schemas.microsoft.com/office/word/2010/wordprocessingDrawing" xmlns:w14="http://schemas.microsoft.com/office/word/2010/wordml" xmlns:mc="http://schemas.openxmlformats.org/markup-compatibility/2006" xmlns:m="http://schemas.openxmlformats.org/officeDocument/2006/math" xmlns:wps="http://schemas.microsoft.com/office/word/2010/wordprocessingShape" xmlns:wpg="http://schemas.microsoft.com/office/word/2010/wordprocessingGroup" xmlns:wpi="http://schemas.microsoft.com/office/word/2010/wordprocessingInk" xmlns:wpc="http://schemas.microsoft.com/office/word/2010/wordprocessingCanvas" xmlns:wpsCustomData="http://www.wps.cn/officeDocument/2013/wpsCustomData" mc:Ignorable="w14 wp14">
   <w:body>
     <w:p>
       <w:pPr>
+        <w:pStyle w:val="style0"/>
         <w:rPr>
           <w:b/>
           <w:sz w:val="28"/>
@@ -23,6 +24,7 @@
     </w:p>
     <w:p>
       <w:pPr>
+        <w:pStyle w:val="style0"/>
         <w:rPr>
           <w:b/>
           <w:sz w:val="28"/>
@@ -33,7 +35,7 @@
     </w:p>
     <w:p>
       <w:pPr>
-        <w:pStyle w:val="ListParagraph"/>
+        <w:pStyle w:val="style179"/>
         <w:numPr>
           <w:ilvl w:val="0"/>
           <w:numId w:val="1"/>
@@ -53,7 +55,7 @@
     </w:p>
     <w:p>
       <w:pPr>
-        <w:pStyle w:val="ListParagraph"/>
+        <w:pStyle w:val="style179"/>
         <w:numPr>
           <w:ilvl w:val="0"/>
           <w:numId w:val="1"/>
@@ -73,7 +75,7 @@
     </w:p>
     <w:p>
       <w:pPr>
-        <w:pStyle w:val="ListParagraph"/>
+        <w:pStyle w:val="style179"/>
         <w:numPr>
           <w:ilvl w:val="0"/>
           <w:numId w:val="1"/>
@@ -107,14 +109,16 @@
     </w:p>
     <w:p>
       <w:pPr>
-        <w:rPr>
-          <w:sz w:val="28"/>
-          <w:szCs w:val="28"/>
-        </w:rPr>
-      </w:pPr>
-    </w:p>
-    <w:p>
-      <w:pPr>
+        <w:pStyle w:val="style0"/>
+        <w:rPr>
+          <w:sz w:val="28"/>
+          <w:szCs w:val="28"/>
+        </w:rPr>
+      </w:pPr>
+    </w:p>
+    <w:p>
+      <w:pPr>
+        <w:pStyle w:val="style0"/>
         <w:rPr>
           <w:b/>
           <w:sz w:val="28"/>
@@ -132,7 +136,7 @@
     </w:p>
     <w:p>
       <w:pPr>
-        <w:pStyle w:val="ListParagraph"/>
+        <w:pStyle w:val="style179"/>
         <w:numPr>
           <w:ilvl w:val="0"/>
           <w:numId w:val="2"/>
@@ -152,7 +156,7 @@
     </w:p>
     <w:p>
       <w:pPr>
-        <w:pStyle w:val="ListParagraph"/>
+        <w:pStyle w:val="style179"/>
         <w:numPr>
           <w:ilvl w:val="0"/>
           <w:numId w:val="2"/>
@@ -172,7 +176,7 @@
     </w:p>
     <w:p>
       <w:pPr>
-        <w:pStyle w:val="ListParagraph"/>
+        <w:pStyle w:val="style179"/>
         <w:numPr>
           <w:ilvl w:val="0"/>
           <w:numId w:val="2"/>
@@ -192,7 +196,7 @@
     </w:p>
     <w:p>
       <w:pPr>
-        <w:pStyle w:val="ListParagraph"/>
+        <w:pStyle w:val="style179"/>
         <w:numPr>
           <w:ilvl w:val="0"/>
           <w:numId w:val="2"/>
@@ -212,7 +216,7 @@
     </w:p>
     <w:p>
       <w:pPr>
-        <w:pStyle w:val="ListParagraph"/>
+        <w:pStyle w:val="style179"/>
         <w:numPr>
           <w:ilvl w:val="0"/>
           <w:numId w:val="2"/>
@@ -232,14 +236,16 @@
     </w:p>
     <w:p>
       <w:pPr>
-        <w:rPr>
-          <w:sz w:val="28"/>
-          <w:szCs w:val="28"/>
-        </w:rPr>
-      </w:pPr>
-    </w:p>
-    <w:p>
-      <w:pPr>
+        <w:pStyle w:val="style0"/>
+        <w:rPr>
+          <w:sz w:val="28"/>
+          <w:szCs w:val="28"/>
+        </w:rPr>
+      </w:pPr>
+    </w:p>
+    <w:p>
+      <w:pPr>
+        <w:pStyle w:val="style0"/>
         <w:rPr>
           <w:b/>
           <w:sz w:val="28"/>
@@ -257,7 +263,7 @@
     </w:p>
     <w:p>
       <w:pPr>
-        <w:pStyle w:val="ListParagraph"/>
+        <w:pStyle w:val="style179"/>
         <w:numPr>
           <w:ilvl w:val="0"/>
           <w:numId w:val="3"/>
@@ -272,19 +278,12 @@
           <w:sz w:val="28"/>
           <w:szCs w:val="28"/>
         </w:rPr>
-        <w:t>Functional Requirements:</w:t>
-      </w:r>
-      <w:r>
-        <w:rPr>
-          <w:sz w:val="28"/>
-          <w:szCs w:val="28"/>
-        </w:rPr>
-        <w:t xml:space="preserve"> They define what system will perform</w:t>
-      </w:r>
-    </w:p>
-    <w:p>
-      <w:pPr>
-        <w:pStyle w:val="ListParagraph"/>
+        <w:t>Functional Requirements: They define what the system will perform</w:t>
+      </w:r>
+    </w:p>
+    <w:p>
+      <w:pPr>
+        <w:pStyle w:val="style179"/>
         <w:numPr>
           <w:ilvl w:val="0"/>
           <w:numId w:val="3"/>
@@ -311,14 +310,16 @@
     </w:p>
     <w:p>
       <w:pPr>
-        <w:rPr>
-          <w:sz w:val="28"/>
-          <w:szCs w:val="28"/>
-        </w:rPr>
-      </w:pPr>
-    </w:p>
-    <w:p>
-      <w:pPr>
+        <w:pStyle w:val="style0"/>
+        <w:rPr>
+          <w:sz w:val="28"/>
+          <w:szCs w:val="28"/>
+        </w:rPr>
+      </w:pPr>
+    </w:p>
+    <w:p>
+      <w:pPr>
+        <w:pStyle w:val="style0"/>
         <w:rPr>
           <w:b/>
           <w:sz w:val="28"/>
@@ -336,7 +337,7 @@
     </w:p>
     <w:p>
       <w:pPr>
-        <w:pStyle w:val="ListParagraph"/>
+        <w:pStyle w:val="style179"/>
         <w:numPr>
           <w:ilvl w:val="0"/>
           <w:numId w:val="4"/>
@@ -356,16 +357,16 @@
     </w:p>
     <w:p>
       <w:pPr>
-        <w:pStyle w:val="ListParagraph"/>
-        <w:rPr>
-          <w:sz w:val="28"/>
-          <w:szCs w:val="28"/>
-        </w:rPr>
-      </w:pPr>
-    </w:p>
-    <w:p>
-      <w:pPr>
-        <w:pStyle w:val="ListParagraph"/>
+        <w:pStyle w:val="style179"/>
+        <w:rPr>
+          <w:sz w:val="28"/>
+          <w:szCs w:val="28"/>
+        </w:rPr>
+      </w:pPr>
+    </w:p>
+    <w:p>
+      <w:pPr>
+        <w:pStyle w:val="style179"/>
         <w:ind w:left="0"/>
         <w:rPr>
           <w:b/>
@@ -408,7 +409,7 @@
     </w:p>
     <w:p>
       <w:pPr>
-        <w:pStyle w:val="ListParagraph"/>
+        <w:pStyle w:val="style179"/>
         <w:ind w:left="0"/>
         <w:rPr>
           <w:b/>
@@ -419,7 +420,7 @@
     </w:p>
     <w:p>
       <w:pPr>
-        <w:pStyle w:val="ListParagraph"/>
+        <w:pStyle w:val="style179"/>
         <w:numPr>
           <w:ilvl w:val="0"/>
           <w:numId w:val="4"/>
@@ -439,7 +440,7 @@
     </w:p>
     <w:p>
       <w:pPr>
-        <w:pStyle w:val="ListParagraph"/>
+        <w:pStyle w:val="style179"/>
         <w:numPr>
           <w:ilvl w:val="0"/>
           <w:numId w:val="4"/>
@@ -459,7 +460,7 @@
     </w:p>
     <w:p>
       <w:pPr>
-        <w:pStyle w:val="ListParagraph"/>
+        <w:pStyle w:val="style179"/>
         <w:numPr>
           <w:ilvl w:val="0"/>
           <w:numId w:val="4"/>
@@ -479,7 +480,7 @@
     </w:p>
     <w:p>
       <w:pPr>
-        <w:pStyle w:val="ListParagraph"/>
+        <w:pStyle w:val="style179"/>
         <w:numPr>
           <w:ilvl w:val="0"/>
           <w:numId w:val="4"/>
@@ -499,7 +500,7 @@
     </w:p>
     <w:p>
       <w:pPr>
-        <w:pStyle w:val="ListParagraph"/>
+        <w:pStyle w:val="style179"/>
         <w:numPr>
           <w:ilvl w:val="0"/>
           <w:numId w:val="4"/>
@@ -519,7 +520,7 @@
     </w:p>
     <w:p>
       <w:pPr>
-        <w:pStyle w:val="ListParagraph"/>
+        <w:pStyle w:val="style179"/>
         <w:numPr>
           <w:ilvl w:val="0"/>
           <w:numId w:val="4"/>
@@ -539,25 +540,25 @@
     </w:p>
     <w:p>
       <w:pPr>
-        <w:rPr>
-          <w:b/>
-          <w:sz w:val="28"/>
-          <w:szCs w:val="28"/>
-        </w:rPr>
-      </w:pPr>
-      <w:r>
-        <w:rPr>
-          <w:b/>
-          <w:sz w:val="28"/>
-          <w:szCs w:val="28"/>
-        </w:rPr>
-        <w:lastRenderedPageBreak/>
+        <w:pStyle w:val="style0"/>
+        <w:rPr>
+          <w:b/>
+          <w:sz w:val="28"/>
+          <w:szCs w:val="28"/>
+        </w:rPr>
+      </w:pPr>
+      <w:r>
+        <w:rPr>
+          <w:b/>
+          <w:sz w:val="28"/>
+          <w:szCs w:val="28"/>
+        </w:rPr>
         <w:t>Challenges in RE</w:t>
       </w:r>
     </w:p>
     <w:p>
       <w:pPr>
-        <w:pStyle w:val="ListParagraph"/>
+        <w:pStyle w:val="style179"/>
         <w:numPr>
           <w:ilvl w:val="0"/>
           <w:numId w:val="5"/>
@@ -577,16 +578,16 @@
     </w:p>
     <w:p>
       <w:pPr>
-        <w:pStyle w:val="ListParagraph"/>
-        <w:rPr>
-          <w:sz w:val="28"/>
-          <w:szCs w:val="28"/>
-        </w:rPr>
-      </w:pPr>
-    </w:p>
-    <w:p>
-      <w:pPr>
-        <w:pStyle w:val="ListParagraph"/>
+        <w:pStyle w:val="style179"/>
+        <w:rPr>
+          <w:sz w:val="28"/>
+          <w:szCs w:val="28"/>
+        </w:rPr>
+      </w:pPr>
+    </w:p>
+    <w:p>
+      <w:pPr>
+        <w:pStyle w:val="style179"/>
         <w:numPr>
           <w:ilvl w:val="0"/>
           <w:numId w:val="6"/>
@@ -607,7 +608,7 @@
     </w:p>
     <w:p>
       <w:pPr>
-        <w:pStyle w:val="ListParagraph"/>
+        <w:pStyle w:val="style179"/>
         <w:numPr>
           <w:ilvl w:val="0"/>
           <w:numId w:val="6"/>
@@ -628,7 +629,7 @@
     </w:p>
     <w:p>
       <w:pPr>
-        <w:pStyle w:val="ListParagraph"/>
+        <w:pStyle w:val="style179"/>
         <w:numPr>
           <w:ilvl w:val="0"/>
           <w:numId w:val="6"/>
@@ -649,7 +650,7 @@
     </w:p>
     <w:p>
       <w:pPr>
-        <w:pStyle w:val="ListParagraph"/>
+        <w:pStyle w:val="style179"/>
         <w:numPr>
           <w:ilvl w:val="0"/>
           <w:numId w:val="6"/>
@@ -677,7 +678,7 @@
     </w:p>
     <w:p>
       <w:pPr>
-        <w:pStyle w:val="ListParagraph"/>
+        <w:pStyle w:val="style179"/>
         <w:numPr>
           <w:ilvl w:val="0"/>
           <w:numId w:val="6"/>
@@ -700,47 +701,1494 @@
     </w:p>
     <w:p>
       <w:pPr>
-        <w:rPr>
-          <w:sz w:val="28"/>
-          <w:szCs w:val="28"/>
-        </w:rPr>
-      </w:pPr>
-    </w:p>
-    <w:p>
-      <w:pPr>
-        <w:rPr>
-          <w:sz w:val="28"/>
-          <w:szCs w:val="28"/>
-        </w:rPr>
-      </w:pPr>
-    </w:p>
-    <w:p>
-      <w:pPr>
-        <w:rPr>
-          <w:sz w:val="28"/>
-          <w:szCs w:val="28"/>
-        </w:rPr>
-      </w:pPr>
-    </w:p>
-    <w:p>
-      <w:pPr>
-        <w:pStyle w:val="ListParagraph"/>
-        <w:rPr>
-          <w:sz w:val="28"/>
-          <w:szCs w:val="28"/>
-        </w:rPr>
-      </w:pPr>
-    </w:p>
-    <w:p>
-      <w:pPr>
-        <w:rPr>
-          <w:sz w:val="28"/>
-          <w:szCs w:val="28"/>
-        </w:rPr>
-      </w:pPr>
-    </w:p>
-    <w:p>
-      <w:pPr>
+        <w:pStyle w:val="style0"/>
+        <w:rPr>
+          <w:sz w:val="28"/>
+          <w:szCs w:val="28"/>
+        </w:rPr>
+      </w:pPr>
+    </w:p>
+    <w:p>
+      <w:pPr>
+        <w:pStyle w:val="style0"/>
+        <w:rPr>
+          <w:b/>
+          <w:bCs/>
+          <w:sz w:val="28"/>
+          <w:szCs w:val="28"/>
+        </w:rPr>
+      </w:pPr>
+      <w:r>
+        <w:rPr>
+          <w:b/>
+          <w:bCs/>
+          <w:sz w:val="28"/>
+          <w:szCs w:val="28"/>
+          <w:lang w:val="en-US"/>
+        </w:rPr>
+        <w:t>RE Process</w:t>
+      </w:r>
+    </w:p>
+    <w:p>
+      <w:pPr>
+        <w:pStyle w:val="style179"/>
+        <w:numPr>
+          <w:ilvl w:val="0"/>
+          <w:numId w:val="7"/>
+        </w:numPr>
+        <w:rPr>
+          <w:b w:val="false"/>
+          <w:bCs w:val="false"/>
+          <w:sz w:val="28"/>
+          <w:szCs w:val="28"/>
+        </w:rPr>
+      </w:pPr>
+      <w:r>
+        <w:rPr>
+          <w:b w:val="false"/>
+          <w:bCs w:val="false"/>
+          <w:sz w:val="28"/>
+          <w:szCs w:val="28"/>
+          <w:lang w:val="en-US"/>
+        </w:rPr>
+        <w:t>Gather</w:t>
+      </w:r>
+    </w:p>
+    <w:p>
+      <w:pPr>
+        <w:pStyle w:val="style179"/>
+        <w:numPr>
+          <w:ilvl w:val="0"/>
+          <w:numId w:val="7"/>
+        </w:numPr>
+        <w:rPr>
+          <w:b w:val="false"/>
+          <w:bCs w:val="false"/>
+          <w:sz w:val="28"/>
+          <w:szCs w:val="28"/>
+        </w:rPr>
+      </w:pPr>
+      <w:r>
+        <w:rPr>
+          <w:b w:val="false"/>
+          <w:bCs w:val="false"/>
+          <w:sz w:val="28"/>
+          <w:szCs w:val="28"/>
+          <w:lang w:val="en-US"/>
+        </w:rPr>
+        <w:t xml:space="preserve">Analysis </w:t>
+      </w:r>
+    </w:p>
+    <w:p>
+      <w:pPr>
+        <w:pStyle w:val="style179"/>
+        <w:numPr>
+          <w:ilvl w:val="0"/>
+          <w:numId w:val="7"/>
+        </w:numPr>
+        <w:rPr>
+          <w:b w:val="false"/>
+          <w:bCs w:val="false"/>
+          <w:sz w:val="28"/>
+          <w:szCs w:val="28"/>
+        </w:rPr>
+      </w:pPr>
+      <w:r>
+        <w:rPr>
+          <w:b w:val="false"/>
+          <w:bCs w:val="false"/>
+          <w:sz w:val="28"/>
+          <w:szCs w:val="28"/>
+          <w:lang w:val="en-US"/>
+        </w:rPr>
+        <w:t>Documents</w:t>
+      </w:r>
+    </w:p>
+    <w:p>
+      <w:pPr>
+        <w:pStyle w:val="style179"/>
+        <w:numPr>
+          <w:ilvl w:val="0"/>
+          <w:numId w:val="7"/>
+        </w:numPr>
+        <w:rPr>
+          <w:b w:val="false"/>
+          <w:bCs w:val="false"/>
+          <w:sz w:val="28"/>
+          <w:szCs w:val="28"/>
+        </w:rPr>
+      </w:pPr>
+      <w:r>
+        <w:rPr>
+          <w:b w:val="false"/>
+          <w:bCs w:val="false"/>
+          <w:sz w:val="28"/>
+          <w:szCs w:val="28"/>
+          <w:lang w:val="en-US"/>
+        </w:rPr>
+        <w:t>Validate</w:t>
+      </w:r>
+    </w:p>
+    <w:p>
+      <w:pPr>
+        <w:pStyle w:val="style0"/>
+        <w:rPr>
+          <w:b/>
+          <w:bCs/>
+          <w:sz w:val="28"/>
+          <w:szCs w:val="28"/>
+        </w:rPr>
+      </w:pPr>
+    </w:p>
+    <w:p>
+      <w:pPr>
+        <w:pStyle w:val="style0"/>
+        <w:rPr>
+          <w:b/>
+          <w:bCs/>
+          <w:sz w:val="28"/>
+          <w:szCs w:val="28"/>
+        </w:rPr>
+      </w:pPr>
+      <w:r>
+        <w:rPr>
+          <w:b/>
+          <w:bCs/>
+          <w:sz w:val="28"/>
+          <w:szCs w:val="28"/>
+          <w:lang w:val="en-US"/>
+        </w:rPr>
+        <w:t>RE Phases</w:t>
+      </w:r>
+    </w:p>
+    <w:p>
+      <w:pPr>
+        <w:pStyle w:val="style179"/>
+        <w:numPr>
+          <w:ilvl w:val="0"/>
+          <w:numId w:val="8"/>
+        </w:numPr>
+        <w:rPr>
+          <w:sz w:val="28"/>
+          <w:szCs w:val="28"/>
+        </w:rPr>
+      </w:pPr>
+      <w:r>
+        <w:rPr>
+          <w:b w:val="false"/>
+          <w:bCs w:val="false"/>
+          <w:sz w:val="28"/>
+          <w:szCs w:val="28"/>
+          <w:lang w:val="en-US"/>
+        </w:rPr>
+        <w:t>Elicitation: It</w:t>
+      </w:r>
+      <w:r>
+        <w:rPr>
+          <w:sz w:val="28"/>
+          <w:szCs w:val="28"/>
+          <w:lang w:val="en-US"/>
+        </w:rPr>
+        <w:t xml:space="preserve"> helps gather information from stakeholders </w:t>
+      </w:r>
+    </w:p>
+    <w:p>
+      <w:pPr>
+        <w:pStyle w:val="style179"/>
+        <w:numPr>
+          <w:ilvl w:val="0"/>
+          <w:numId w:val="0"/>
+        </w:numPr>
+        <w:ind w:left="720" w:firstLine="0"/>
+        <w:rPr>
+          <w:b/>
+          <w:bCs/>
+          <w:sz w:val="28"/>
+          <w:szCs w:val="28"/>
+        </w:rPr>
+      </w:pPr>
+      <w:r>
+        <w:rPr>
+          <w:b/>
+          <w:bCs/>
+          <w:sz w:val="28"/>
+          <w:szCs w:val="28"/>
+          <w:lang w:val="en-US"/>
+        </w:rPr>
+        <w:t>Technics for elicitation:</w:t>
+      </w:r>
+    </w:p>
+    <w:p>
+      <w:pPr>
+        <w:pStyle w:val="style179"/>
+        <w:numPr>
+          <w:ilvl w:val="0"/>
+          <w:numId w:val="9"/>
+        </w:numPr>
+        <w:jc w:val="left"/>
+        <w:rPr>
+          <w:sz w:val="28"/>
+          <w:szCs w:val="28"/>
+        </w:rPr>
+      </w:pPr>
+      <w:r>
+        <w:rPr>
+          <w:sz w:val="28"/>
+          <w:szCs w:val="28"/>
+          <w:lang w:val="en-US"/>
+        </w:rPr>
+        <w:t>Interviews</w:t>
+      </w:r>
+    </w:p>
+    <w:p>
+      <w:pPr>
+        <w:pStyle w:val="style179"/>
+        <w:numPr>
+          <w:ilvl w:val="0"/>
+          <w:numId w:val="9"/>
+        </w:numPr>
+        <w:jc w:val="left"/>
+        <w:rPr>
+          <w:sz w:val="28"/>
+          <w:szCs w:val="28"/>
+        </w:rPr>
+      </w:pPr>
+      <w:r>
+        <w:rPr>
+          <w:sz w:val="28"/>
+          <w:szCs w:val="28"/>
+          <w:lang w:val="en-US"/>
+        </w:rPr>
+        <w:t>Survey/Questionnaires</w:t>
+      </w:r>
+    </w:p>
+    <w:p>
+      <w:pPr>
+        <w:pStyle w:val="style179"/>
+        <w:numPr>
+          <w:ilvl w:val="0"/>
+          <w:numId w:val="9"/>
+        </w:numPr>
+        <w:jc w:val="left"/>
+        <w:rPr>
+          <w:sz w:val="28"/>
+          <w:szCs w:val="28"/>
+        </w:rPr>
+      </w:pPr>
+      <w:r>
+        <w:rPr>
+          <w:sz w:val="28"/>
+          <w:szCs w:val="28"/>
+          <w:lang w:val="en-US"/>
+        </w:rPr>
+        <w:t xml:space="preserve">Workshop </w:t>
+      </w:r>
+    </w:p>
+    <w:p>
+      <w:pPr>
+        <w:pStyle w:val="style179"/>
+        <w:numPr>
+          <w:ilvl w:val="0"/>
+          <w:numId w:val="9"/>
+        </w:numPr>
+        <w:jc w:val="left"/>
+        <w:rPr>
+          <w:sz w:val="28"/>
+          <w:szCs w:val="28"/>
+        </w:rPr>
+      </w:pPr>
+      <w:r>
+        <w:rPr>
+          <w:sz w:val="28"/>
+          <w:szCs w:val="28"/>
+          <w:lang w:val="en-US"/>
+        </w:rPr>
+        <w:t xml:space="preserve">Observation </w:t>
+      </w:r>
+    </w:p>
+    <w:p>
+      <w:pPr>
+        <w:pStyle w:val="style179"/>
+        <w:numPr>
+          <w:ilvl w:val="0"/>
+          <w:numId w:val="9"/>
+        </w:numPr>
+        <w:jc w:val="left"/>
+        <w:rPr>
+          <w:sz w:val="28"/>
+          <w:szCs w:val="28"/>
+        </w:rPr>
+      </w:pPr>
+      <w:r>
+        <w:rPr>
+          <w:sz w:val="28"/>
+          <w:szCs w:val="28"/>
+          <w:lang w:val="en-US"/>
+        </w:rPr>
+        <w:t>Prototyping</w:t>
+      </w:r>
+    </w:p>
+    <w:p>
+      <w:pPr>
+        <w:pStyle w:val="style179"/>
+        <w:numPr>
+          <w:ilvl w:val="0"/>
+          <w:numId w:val="0"/>
+        </w:numPr>
+        <w:ind w:left="720" w:firstLine="0"/>
+        <w:jc w:val="left"/>
+        <w:rPr>
+          <w:sz w:val="28"/>
+          <w:szCs w:val="28"/>
+        </w:rPr>
+      </w:pPr>
+    </w:p>
+    <w:p>
+      <w:pPr>
+        <w:pStyle w:val="style179"/>
+        <w:numPr>
+          <w:ilvl w:val="0"/>
+          <w:numId w:val="8"/>
+        </w:numPr>
+        <w:rPr>
+          <w:sz w:val="28"/>
+          <w:szCs w:val="28"/>
+        </w:rPr>
+      </w:pPr>
+      <w:r>
+        <w:rPr>
+          <w:sz w:val="28"/>
+          <w:szCs w:val="28"/>
+          <w:lang w:val="en-US"/>
+        </w:rPr>
+        <w:t>Analysis: It helps to pick feasible features to be used.</w:t>
+      </w:r>
+    </w:p>
+    <w:p>
+      <w:pPr>
+        <w:pStyle w:val="style179"/>
+        <w:numPr>
+          <w:ilvl w:val="0"/>
+          <w:numId w:val="0"/>
+        </w:numPr>
+        <w:ind w:left="720" w:firstLine="0"/>
+        <w:rPr>
+          <w:b/>
+          <w:bCs/>
+          <w:sz w:val="28"/>
+          <w:szCs w:val="28"/>
+        </w:rPr>
+      </w:pPr>
+      <w:r>
+        <w:rPr>
+          <w:b/>
+          <w:bCs/>
+          <w:sz w:val="28"/>
+          <w:szCs w:val="28"/>
+          <w:lang w:val="en-US"/>
+        </w:rPr>
+        <w:t>Activities in analysis:</w:t>
+      </w:r>
+    </w:p>
+    <w:p>
+      <w:pPr>
+        <w:pStyle w:val="style179"/>
+        <w:numPr>
+          <w:ilvl w:val="0"/>
+          <w:numId w:val="10"/>
+        </w:numPr>
+        <w:rPr>
+          <w:sz w:val="28"/>
+          <w:szCs w:val="28"/>
+        </w:rPr>
+      </w:pPr>
+      <w:r>
+        <w:rPr>
+          <w:sz w:val="28"/>
+          <w:szCs w:val="28"/>
+          <w:lang w:val="en-US"/>
+        </w:rPr>
+        <w:t xml:space="preserve">Prioritization </w:t>
+      </w:r>
+    </w:p>
+    <w:p>
+      <w:pPr>
+        <w:pStyle w:val="style179"/>
+        <w:numPr>
+          <w:ilvl w:val="0"/>
+          <w:numId w:val="10"/>
+        </w:numPr>
+        <w:rPr>
+          <w:sz w:val="28"/>
+          <w:szCs w:val="28"/>
+        </w:rPr>
+      </w:pPr>
+      <w:r>
+        <w:rPr>
+          <w:sz w:val="28"/>
+          <w:szCs w:val="28"/>
+          <w:lang w:val="en-US"/>
+        </w:rPr>
+        <w:t xml:space="preserve">Conflict resolution </w:t>
+      </w:r>
+    </w:p>
+    <w:p>
+      <w:pPr>
+        <w:pStyle w:val="style179"/>
+        <w:numPr>
+          <w:ilvl w:val="0"/>
+          <w:numId w:val="10"/>
+        </w:numPr>
+        <w:rPr>
+          <w:sz w:val="28"/>
+          <w:szCs w:val="28"/>
+        </w:rPr>
+      </w:pPr>
+      <w:r>
+        <w:rPr>
+          <w:sz w:val="28"/>
+          <w:szCs w:val="28"/>
+          <w:lang w:val="en-US"/>
+        </w:rPr>
+        <w:t>Modeling: use Technics like data flow diagram(DFD), ERF, use cases diagram.</w:t>
+      </w:r>
+    </w:p>
+    <w:p>
+      <w:pPr>
+        <w:pStyle w:val="style179"/>
+        <w:numPr>
+          <w:ilvl w:val="0"/>
+          <w:numId w:val="8"/>
+        </w:numPr>
+        <w:rPr>
+          <w:sz w:val="28"/>
+          <w:szCs w:val="28"/>
+        </w:rPr>
+      </w:pPr>
+      <w:r>
+        <w:rPr>
+          <w:sz w:val="28"/>
+          <w:szCs w:val="28"/>
+          <w:lang w:val="en-US"/>
+        </w:rPr>
+        <w:t>Specification: It helps to document analysed requirements in a structure format that developers and stakeholders can clearly understand and verify.</w:t>
+      </w:r>
+    </w:p>
+    <w:p>
+      <w:pPr>
+        <w:pStyle w:val="style179"/>
+        <w:numPr>
+          <w:ilvl w:val="0"/>
+          <w:numId w:val="0"/>
+        </w:numPr>
+        <w:ind w:left="720" w:firstLine="0"/>
+        <w:rPr>
+          <w:b/>
+          <w:bCs/>
+          <w:sz w:val="28"/>
+          <w:szCs w:val="28"/>
+        </w:rPr>
+      </w:pPr>
+      <w:r>
+        <w:rPr>
+          <w:b/>
+          <w:bCs/>
+          <w:sz w:val="28"/>
+          <w:szCs w:val="28"/>
+          <w:lang w:val="en-US"/>
+        </w:rPr>
+        <w:t>Key elements in speciation:</w:t>
+      </w:r>
+    </w:p>
+    <w:p>
+      <w:pPr>
+        <w:pStyle w:val="style179"/>
+        <w:numPr>
+          <w:ilvl w:val="0"/>
+          <w:numId w:val="11"/>
+        </w:numPr>
+        <w:rPr>
+          <w:b w:val="false"/>
+          <w:bCs w:val="false"/>
+          <w:sz w:val="28"/>
+          <w:szCs w:val="28"/>
+        </w:rPr>
+      </w:pPr>
+      <w:r>
+        <w:rPr>
+          <w:b w:val="false"/>
+          <w:bCs w:val="false"/>
+          <w:sz w:val="28"/>
+          <w:szCs w:val="28"/>
+          <w:lang w:val="en-US"/>
+        </w:rPr>
+        <w:t>Software requirements specification</w:t>
+      </w:r>
+    </w:p>
+    <w:p>
+      <w:pPr>
+        <w:pStyle w:val="style179"/>
+        <w:numPr>
+          <w:ilvl w:val="0"/>
+          <w:numId w:val="11"/>
+        </w:numPr>
+        <w:rPr>
+          <w:b w:val="false"/>
+          <w:bCs w:val="false"/>
+          <w:sz w:val="28"/>
+          <w:szCs w:val="28"/>
+        </w:rPr>
+      </w:pPr>
+      <w:r>
+        <w:rPr>
+          <w:b w:val="false"/>
+          <w:bCs w:val="false"/>
+          <w:sz w:val="28"/>
+          <w:szCs w:val="28"/>
+          <w:lang w:val="en-US"/>
+        </w:rPr>
+        <w:t>Standard IEEE, ISO</w:t>
+      </w:r>
+    </w:p>
+    <w:p>
+      <w:pPr>
+        <w:pStyle w:val="style179"/>
+        <w:numPr>
+          <w:ilvl w:val="0"/>
+          <w:numId w:val="8"/>
+        </w:numPr>
+        <w:rPr>
+          <w:b/>
+          <w:bCs/>
+          <w:sz w:val="28"/>
+          <w:szCs w:val="28"/>
+        </w:rPr>
+      </w:pPr>
+      <w:r>
+        <w:rPr>
+          <w:sz w:val="28"/>
+          <w:szCs w:val="28"/>
+          <w:lang w:val="en-US"/>
+        </w:rPr>
+        <w:t>Validation: It helps to</w:t>
+      </w:r>
+      <w:r>
+        <w:rPr>
+          <w:b w:val="false"/>
+          <w:bCs w:val="false"/>
+          <w:sz w:val="28"/>
+          <w:szCs w:val="28"/>
+          <w:lang w:val="en-US"/>
+        </w:rPr>
+        <w:t xml:space="preserve"> confirm if requirements reflect to what stakeholders needs.</w:t>
+      </w:r>
+    </w:p>
+    <w:p>
+      <w:pPr>
+        <w:pStyle w:val="style179"/>
+        <w:numPr>
+          <w:ilvl w:val="0"/>
+          <w:numId w:val="0"/>
+        </w:numPr>
+        <w:ind w:left="720" w:firstLine="0"/>
+        <w:rPr>
+          <w:b/>
+          <w:bCs/>
+          <w:sz w:val="28"/>
+          <w:szCs w:val="28"/>
+        </w:rPr>
+      </w:pPr>
+      <w:r>
+        <w:rPr>
+          <w:b/>
+          <w:bCs/>
+          <w:sz w:val="28"/>
+          <w:szCs w:val="28"/>
+          <w:lang w:val="en-US"/>
+        </w:rPr>
+        <w:t>Validation technics:</w:t>
+      </w:r>
+    </w:p>
+    <w:p>
+      <w:pPr>
+        <w:pStyle w:val="style179"/>
+        <w:numPr>
+          <w:ilvl w:val="0"/>
+          <w:numId w:val="12"/>
+        </w:numPr>
+        <w:rPr>
+          <w:sz w:val="28"/>
+          <w:szCs w:val="28"/>
+        </w:rPr>
+      </w:pPr>
+      <w:r>
+        <w:rPr>
+          <w:sz w:val="28"/>
+          <w:szCs w:val="28"/>
+          <w:lang w:val="en-US"/>
+        </w:rPr>
+        <w:t>Inspections</w:t>
+      </w:r>
+    </w:p>
+    <w:p>
+      <w:pPr>
+        <w:pStyle w:val="style179"/>
+        <w:numPr>
+          <w:ilvl w:val="0"/>
+          <w:numId w:val="12"/>
+        </w:numPr>
+        <w:rPr>
+          <w:sz w:val="28"/>
+          <w:szCs w:val="28"/>
+        </w:rPr>
+      </w:pPr>
+      <w:r>
+        <w:rPr>
+          <w:sz w:val="28"/>
+          <w:szCs w:val="28"/>
+          <w:lang w:val="en-US"/>
+        </w:rPr>
+        <w:t>Reviews</w:t>
+      </w:r>
+    </w:p>
+    <w:p>
+      <w:pPr>
+        <w:pStyle w:val="style179"/>
+        <w:numPr>
+          <w:ilvl w:val="0"/>
+          <w:numId w:val="12"/>
+        </w:numPr>
+        <w:rPr>
+          <w:sz w:val="28"/>
+          <w:szCs w:val="28"/>
+        </w:rPr>
+      </w:pPr>
+      <w:r>
+        <w:rPr>
+          <w:sz w:val="28"/>
+          <w:szCs w:val="28"/>
+          <w:lang w:val="en-US"/>
+        </w:rPr>
+        <w:t>Walkthroughs</w:t>
+      </w:r>
+    </w:p>
+    <w:p>
+      <w:pPr>
+        <w:pStyle w:val="style179"/>
+        <w:numPr>
+          <w:ilvl w:val="0"/>
+          <w:numId w:val="12"/>
+        </w:numPr>
+        <w:rPr>
+          <w:sz w:val="28"/>
+          <w:szCs w:val="28"/>
+        </w:rPr>
+      </w:pPr>
+      <w:r>
+        <w:rPr>
+          <w:sz w:val="28"/>
+          <w:szCs w:val="28"/>
+          <w:lang w:val="en-US"/>
+        </w:rPr>
+        <w:t xml:space="preserve">Prototyping </w:t>
+      </w:r>
+    </w:p>
+    <w:p>
+      <w:pPr>
+        <w:pStyle w:val="style179"/>
+        <w:numPr>
+          <w:ilvl w:val="0"/>
+          <w:numId w:val="12"/>
+        </w:numPr>
+        <w:rPr>
+          <w:sz w:val="28"/>
+          <w:szCs w:val="28"/>
+        </w:rPr>
+      </w:pPr>
+      <w:r>
+        <w:rPr>
+          <w:sz w:val="28"/>
+          <w:szCs w:val="28"/>
+          <w:lang w:val="en-US"/>
+        </w:rPr>
+        <w:t xml:space="preserve">Acceptance Test Design </w:t>
+      </w:r>
+    </w:p>
+    <w:p>
+      <w:pPr>
+        <w:pStyle w:val="style179"/>
+        <w:numPr>
+          <w:ilvl w:val="0"/>
+          <w:numId w:val="8"/>
+        </w:numPr>
+        <w:rPr>
+          <w:sz w:val="28"/>
+          <w:szCs w:val="28"/>
+        </w:rPr>
+      </w:pPr>
+      <w:r>
+        <w:rPr>
+          <w:sz w:val="28"/>
+          <w:szCs w:val="28"/>
+          <w:lang w:val="en-US"/>
+        </w:rPr>
+        <w:t>Management: Helps to track, controlling the changes to the requirements through project lifecycle .</w:t>
+      </w:r>
+    </w:p>
+    <w:p>
+      <w:pPr>
+        <w:pStyle w:val="style179"/>
+        <w:numPr>
+          <w:ilvl w:val="0"/>
+          <w:numId w:val="0"/>
+        </w:numPr>
+        <w:ind w:left="720" w:firstLine="0"/>
+        <w:rPr>
+          <w:b/>
+          <w:bCs/>
+          <w:sz w:val="28"/>
+          <w:szCs w:val="28"/>
+        </w:rPr>
+      </w:pPr>
+      <w:r>
+        <w:rPr>
+          <w:b/>
+          <w:bCs/>
+          <w:sz w:val="28"/>
+          <w:szCs w:val="28"/>
+          <w:lang w:val="en-US"/>
+        </w:rPr>
+        <w:t>Activities in management:</w:t>
+      </w:r>
+    </w:p>
+    <w:p>
+      <w:pPr>
+        <w:pStyle w:val="style179"/>
+        <w:numPr>
+          <w:ilvl w:val="0"/>
+          <w:numId w:val="13"/>
+        </w:numPr>
+        <w:rPr>
+          <w:sz w:val="28"/>
+          <w:szCs w:val="28"/>
+        </w:rPr>
+      </w:pPr>
+      <w:r>
+        <w:rPr>
+          <w:sz w:val="28"/>
+          <w:szCs w:val="28"/>
+          <w:lang w:val="en-US"/>
+        </w:rPr>
+        <w:t xml:space="preserve">Requirements traceability </w:t>
+      </w:r>
+    </w:p>
+    <w:p>
+      <w:pPr>
+        <w:pStyle w:val="style179"/>
+        <w:numPr>
+          <w:ilvl w:val="0"/>
+          <w:numId w:val="13"/>
+        </w:numPr>
+        <w:rPr>
+          <w:sz w:val="28"/>
+          <w:szCs w:val="28"/>
+        </w:rPr>
+      </w:pPr>
+      <w:r>
+        <w:rPr>
+          <w:sz w:val="28"/>
+          <w:szCs w:val="28"/>
+          <w:lang w:val="en-US"/>
+        </w:rPr>
+        <w:t xml:space="preserve">Change management </w:t>
+      </w:r>
+    </w:p>
+    <w:p>
+      <w:pPr>
+        <w:pStyle w:val="style179"/>
+        <w:numPr>
+          <w:ilvl w:val="0"/>
+          <w:numId w:val="13"/>
+        </w:numPr>
+        <w:rPr>
+          <w:b/>
+          <w:bCs/>
+          <w:sz w:val="28"/>
+          <w:szCs w:val="28"/>
+        </w:rPr>
+      </w:pPr>
+      <w:r>
+        <w:rPr>
+          <w:sz w:val="28"/>
+          <w:szCs w:val="28"/>
+          <w:lang w:val="en-US"/>
+        </w:rPr>
+        <w:t>Version control</w:t>
+      </w:r>
+    </w:p>
+    <w:p>
+      <w:pPr>
+        <w:pStyle w:val="style0"/>
+        <w:numPr>
+          <w:ilvl w:val="0"/>
+          <w:numId w:val="0"/>
+        </w:numPr>
+        <w:rPr>
+          <w:b/>
+          <w:bCs/>
+          <w:sz w:val="28"/>
+          <w:szCs w:val="28"/>
+        </w:rPr>
+      </w:pPr>
+      <w:r>
+        <w:rPr>
+          <w:b/>
+          <w:bCs/>
+          <w:sz w:val="28"/>
+          <w:szCs w:val="28"/>
+          <w:lang w:val="en-US"/>
+        </w:rPr>
+        <w:t>Requirements traceability matrix:</w:t>
+      </w:r>
+    </w:p>
+    <w:p>
+      <w:pPr>
+        <w:pStyle w:val="style179"/>
+        <w:numPr>
+          <w:ilvl w:val="0"/>
+          <w:numId w:val="14"/>
+        </w:numPr>
+        <w:rPr>
+          <w:sz w:val="28"/>
+          <w:szCs w:val="28"/>
+        </w:rPr>
+      </w:pPr>
+      <w:r>
+        <w:rPr>
+          <w:sz w:val="28"/>
+          <w:szCs w:val="28"/>
+          <w:lang w:val="en-US"/>
+        </w:rPr>
+        <w:t>Forward traceability: Confirms all requirements are implemented</w:t>
+      </w:r>
+    </w:p>
+    <w:p>
+      <w:pPr>
+        <w:pStyle w:val="style179"/>
+        <w:numPr>
+          <w:ilvl w:val="0"/>
+          <w:numId w:val="14"/>
+        </w:numPr>
+        <w:rPr>
+          <w:sz w:val="28"/>
+          <w:szCs w:val="28"/>
+        </w:rPr>
+      </w:pPr>
+      <w:r>
+        <w:rPr>
+          <w:sz w:val="28"/>
+          <w:szCs w:val="28"/>
+          <w:lang w:val="en-US"/>
+        </w:rPr>
+        <w:t>Backward traceability: confirms nothing built without valid requirements.</w:t>
+      </w:r>
+    </w:p>
+    <w:p>
+      <w:pPr>
+        <w:pStyle w:val="style179"/>
+        <w:numPr>
+          <w:ilvl w:val="0"/>
+          <w:numId w:val="14"/>
+        </w:numPr>
+        <w:rPr>
+          <w:sz w:val="28"/>
+          <w:szCs w:val="28"/>
+        </w:rPr>
+      </w:pPr>
+      <w:r>
+        <w:rPr>
+          <w:sz w:val="28"/>
+          <w:szCs w:val="28"/>
+          <w:lang w:val="en-US"/>
+        </w:rPr>
+        <w:t>Bidirectional traceability: Full coverage in both directions, the hold standard for safety critical and regulated industries.</w:t>
+      </w:r>
+    </w:p>
+    <w:p>
+      <w:pPr>
+        <w:pStyle w:val="style179"/>
+        <w:numPr>
+          <w:ilvl w:val="0"/>
+          <w:numId w:val="0"/>
+        </w:numPr>
+        <w:ind w:left="720" w:firstLine="0"/>
+        <w:rPr>
+          <w:sz w:val="28"/>
+          <w:szCs w:val="28"/>
+        </w:rPr>
+      </w:pPr>
+    </w:p>
+    <w:p>
+      <w:pPr>
+        <w:pStyle w:val="style179"/>
+        <w:numPr>
+          <w:ilvl w:val="0"/>
+          <w:numId w:val="0"/>
+        </w:numPr>
+        <w:ind w:left="720" w:firstLine="0"/>
+        <w:rPr>
+          <w:b/>
+          <w:bCs/>
+          <w:sz w:val="28"/>
+          <w:szCs w:val="28"/>
+        </w:rPr>
+      </w:pPr>
+      <w:r>
+        <w:rPr>
+          <w:b/>
+          <w:bCs/>
+          <w:sz w:val="28"/>
+          <w:szCs w:val="28"/>
+          <w:lang w:val="en-US"/>
+        </w:rPr>
+        <w:t>Key challenges in RE Process:</w:t>
+      </w:r>
+    </w:p>
+    <w:p>
+      <w:pPr>
+        <w:pStyle w:val="style179"/>
+        <w:numPr>
+          <w:ilvl w:val="0"/>
+          <w:numId w:val="15"/>
+        </w:numPr>
+        <w:rPr>
+          <w:sz w:val="28"/>
+          <w:szCs w:val="28"/>
+        </w:rPr>
+      </w:pPr>
+      <w:r>
+        <w:rPr>
+          <w:sz w:val="28"/>
+          <w:szCs w:val="28"/>
+          <w:lang w:val="en-US"/>
+        </w:rPr>
+        <w:t>Evolving requirements: changes in requirements over time</w:t>
+      </w:r>
+    </w:p>
+    <w:p>
+      <w:pPr>
+        <w:pStyle w:val="style179"/>
+        <w:numPr>
+          <w:ilvl w:val="0"/>
+          <w:numId w:val="15"/>
+        </w:numPr>
+        <w:rPr>
+          <w:sz w:val="28"/>
+          <w:szCs w:val="28"/>
+        </w:rPr>
+      </w:pPr>
+      <w:r>
+        <w:rPr>
+          <w:sz w:val="28"/>
+          <w:szCs w:val="28"/>
+          <w:lang w:val="en-US"/>
+        </w:rPr>
+        <w:t>Stakeholders conflicts: Different stakeholders may have different needs that need careful decision.</w:t>
+      </w:r>
+    </w:p>
+    <w:p>
+      <w:pPr>
+        <w:pStyle w:val="style179"/>
+        <w:numPr>
+          <w:ilvl w:val="0"/>
+          <w:numId w:val="15"/>
+        </w:numPr>
+        <w:rPr>
+          <w:sz w:val="28"/>
+          <w:szCs w:val="28"/>
+        </w:rPr>
+      </w:pPr>
+      <w:r>
+        <w:rPr>
+          <w:sz w:val="28"/>
+          <w:szCs w:val="28"/>
+          <w:lang w:val="en-US"/>
+        </w:rPr>
+        <w:t xml:space="preserve">Miscommunication </w:t>
+      </w:r>
+    </w:p>
+    <w:p>
+      <w:pPr>
+        <w:pStyle w:val="style179"/>
+        <w:numPr>
+          <w:ilvl w:val="0"/>
+          <w:numId w:val="15"/>
+        </w:numPr>
+        <w:rPr>
+          <w:sz w:val="28"/>
+          <w:szCs w:val="28"/>
+        </w:rPr>
+      </w:pPr>
+      <w:r>
+        <w:rPr>
+          <w:sz w:val="28"/>
+          <w:szCs w:val="28"/>
+          <w:lang w:val="en-US"/>
+        </w:rPr>
+        <w:t>Poor Documentation Quality</w:t>
+      </w:r>
+    </w:p>
+    <w:p>
+      <w:pPr>
+        <w:pStyle w:val="style179"/>
+        <w:numPr>
+          <w:ilvl w:val="0"/>
+          <w:numId w:val="15"/>
+        </w:numPr>
+        <w:rPr>
+          <w:sz w:val="28"/>
+          <w:szCs w:val="28"/>
+        </w:rPr>
+      </w:pPr>
+      <w:r>
+        <w:rPr>
+          <w:sz w:val="28"/>
+          <w:szCs w:val="28"/>
+          <w:lang w:val="en-US"/>
+        </w:rPr>
+        <w:t xml:space="preserve">Traceability </w:t>
+      </w:r>
+    </w:p>
+    <w:p>
+      <w:pPr>
+        <w:pStyle w:val="style0"/>
+        <w:numPr>
+          <w:ilvl w:val="0"/>
+          <w:numId w:val="0"/>
+        </w:numPr>
+        <w:rPr>
+          <w:b/>
+          <w:bCs/>
+          <w:sz w:val="28"/>
+          <w:szCs w:val="28"/>
+        </w:rPr>
+      </w:pPr>
+    </w:p>
+    <w:p>
+      <w:pPr>
+        <w:pStyle w:val="style0"/>
+        <w:numPr>
+          <w:ilvl w:val="0"/>
+          <w:numId w:val="0"/>
+        </w:numPr>
+        <w:rPr>
+          <w:b/>
+          <w:bCs/>
+          <w:sz w:val="28"/>
+          <w:szCs w:val="28"/>
+        </w:rPr>
+      </w:pPr>
+      <w:r>
+        <w:rPr>
+          <w:b/>
+          <w:bCs/>
+          <w:sz w:val="28"/>
+          <w:szCs w:val="28"/>
+          <w:lang w:val="en-US"/>
+        </w:rPr>
+        <w:t>RE Process is an iterative model</w:t>
+      </w:r>
+    </w:p>
+    <w:p>
+      <w:pPr>
+        <w:pStyle w:val="style0"/>
+        <w:numPr>
+          <w:ilvl w:val="0"/>
+          <w:numId w:val="0"/>
+        </w:numPr>
+        <w:rPr>
+          <w:sz w:val="28"/>
+          <w:szCs w:val="28"/>
+        </w:rPr>
+      </w:pPr>
+    </w:p>
+    <w:p>
+      <w:pPr>
+        <w:pStyle w:val="style0"/>
+        <w:numPr>
+          <w:ilvl w:val="0"/>
+          <w:numId w:val="0"/>
+        </w:numPr>
+        <w:rPr>
+          <w:sz w:val="28"/>
+          <w:szCs w:val="28"/>
+        </w:rPr>
+      </w:pPr>
+      <w:r>
+        <w:rPr>
+          <w:sz w:val="28"/>
+          <w:szCs w:val="28"/>
+          <w:lang w:val="en-US"/>
+        </w:rPr>
+        <w:t>RE is rarely linear, one-pass process. The five phases frequently overlaps</w:t>
+      </w:r>
+    </w:p>
+    <w:p>
+      <w:pPr>
+        <w:pStyle w:val="style179"/>
+        <w:numPr>
+          <w:ilvl w:val="0"/>
+          <w:numId w:val="16"/>
+        </w:numPr>
+        <w:rPr>
+          <w:sz w:val="28"/>
+          <w:szCs w:val="28"/>
+        </w:rPr>
+      </w:pPr>
+      <w:r>
+        <w:rPr>
+          <w:sz w:val="28"/>
+          <w:szCs w:val="28"/>
+          <w:lang w:val="en-US"/>
+        </w:rPr>
+        <w:t xml:space="preserve">Elicitation uncovers gaps that triggers reanalyzing </w:t>
+      </w:r>
+    </w:p>
+    <w:p>
+      <w:pPr>
+        <w:pStyle w:val="style179"/>
+        <w:numPr>
+          <w:ilvl w:val="0"/>
+          <w:numId w:val="16"/>
+        </w:numPr>
+        <w:rPr>
+          <w:sz w:val="28"/>
+          <w:szCs w:val="28"/>
+        </w:rPr>
+      </w:pPr>
+      <w:r>
+        <w:rPr>
+          <w:sz w:val="28"/>
+          <w:szCs w:val="28"/>
+          <w:lang w:val="en-US"/>
+        </w:rPr>
+        <w:t>Validation may return the team to specification</w:t>
+      </w:r>
+    </w:p>
+    <w:p>
+      <w:pPr>
+        <w:pStyle w:val="style179"/>
+        <w:numPr>
+          <w:ilvl w:val="0"/>
+          <w:numId w:val="16"/>
+        </w:numPr>
+        <w:rPr>
+          <w:sz w:val="28"/>
+          <w:szCs w:val="28"/>
+        </w:rPr>
+      </w:pPr>
+      <w:r>
+        <w:rPr>
+          <w:sz w:val="28"/>
+          <w:szCs w:val="28"/>
+          <w:lang w:val="en-US"/>
+        </w:rPr>
+        <w:t>Management ensures traceability is maintained through each iteration.</w:t>
+      </w:r>
+    </w:p>
+    <w:p>
+      <w:pPr>
+        <w:pStyle w:val="style179"/>
+        <w:numPr>
+          <w:ilvl w:val="0"/>
+          <w:numId w:val="0"/>
+        </w:numPr>
+        <w:ind w:left="720" w:firstLine="0"/>
+        <w:rPr>
+          <w:sz w:val="28"/>
+          <w:szCs w:val="28"/>
+        </w:rPr>
+      </w:pPr>
+    </w:p>
+    <w:p>
+      <w:pPr>
+        <w:pStyle w:val="style0"/>
+        <w:numPr>
+          <w:ilvl w:val="0"/>
+          <w:numId w:val="0"/>
+        </w:numPr>
+        <w:rPr>
+          <w:b/>
+          <w:bCs/>
+          <w:sz w:val="28"/>
+          <w:szCs w:val="28"/>
+        </w:rPr>
+      </w:pPr>
+      <w:r>
+        <w:rPr>
+          <w:b/>
+          <w:bCs/>
+          <w:sz w:val="28"/>
+          <w:szCs w:val="28"/>
+          <w:lang w:val="en-US"/>
+        </w:rPr>
+        <w:t>Stakeholders identification and analysis</w:t>
+      </w:r>
+    </w:p>
+    <w:p>
+      <w:pPr>
+        <w:pStyle w:val="style0"/>
+        <w:numPr>
+          <w:ilvl w:val="0"/>
+          <w:numId w:val="0"/>
+        </w:numPr>
+        <w:rPr>
+          <w:sz w:val="28"/>
+          <w:szCs w:val="28"/>
+        </w:rPr>
+      </w:pPr>
+      <w:r>
+        <w:rPr>
+          <w:sz w:val="28"/>
+          <w:szCs w:val="28"/>
+          <w:lang w:val="en-US"/>
+        </w:rPr>
+        <w:t>Refers to an individual or group that being affected or have effect to the system</w:t>
+      </w:r>
+    </w:p>
+    <w:p>
+      <w:pPr>
+        <w:pStyle w:val="style0"/>
+        <w:numPr>
+          <w:ilvl w:val="0"/>
+          <w:numId w:val="0"/>
+        </w:numPr>
+        <w:rPr>
+          <w:sz w:val="28"/>
+          <w:szCs w:val="28"/>
+        </w:rPr>
+      </w:pPr>
+    </w:p>
+    <w:p>
+      <w:pPr>
+        <w:pStyle w:val="style0"/>
+        <w:numPr>
+          <w:ilvl w:val="0"/>
+          <w:numId w:val="0"/>
+        </w:numPr>
+        <w:rPr>
+          <w:sz w:val="28"/>
+          <w:szCs w:val="28"/>
+        </w:rPr>
+      </w:pPr>
+      <w:r>
+        <w:rPr>
+          <w:b/>
+          <w:bCs/>
+          <w:sz w:val="28"/>
+          <w:szCs w:val="28"/>
+          <w:lang w:val="en-US"/>
+        </w:rPr>
+        <w:t>Categories of stakeholders:</w:t>
+      </w:r>
+    </w:p>
+    <w:p>
+      <w:pPr>
+        <w:pStyle w:val="style179"/>
+        <w:numPr>
+          <w:ilvl w:val="0"/>
+          <w:numId w:val="17"/>
+        </w:numPr>
+        <w:rPr>
+          <w:sz w:val="28"/>
+          <w:szCs w:val="28"/>
+        </w:rPr>
+      </w:pPr>
+      <w:r>
+        <w:rPr>
+          <w:b/>
+          <w:bCs/>
+          <w:sz w:val="28"/>
+          <w:szCs w:val="28"/>
+          <w:lang w:val="en-US"/>
+        </w:rPr>
+        <w:t>Primary stakeholders:</w:t>
+      </w:r>
+      <w:r>
+        <w:rPr>
+          <w:sz w:val="28"/>
+          <w:szCs w:val="28"/>
+          <w:lang w:val="en-US"/>
+        </w:rPr>
+        <w:t xml:space="preserve"> end users, clients </w:t>
+      </w:r>
+    </w:p>
+    <w:p>
+      <w:pPr>
+        <w:pStyle w:val="style179"/>
+        <w:numPr>
+          <w:ilvl w:val="0"/>
+          <w:numId w:val="17"/>
+        </w:numPr>
+        <w:rPr>
+          <w:sz w:val="28"/>
+          <w:szCs w:val="28"/>
+        </w:rPr>
+      </w:pPr>
+      <w:r>
+        <w:rPr>
+          <w:b/>
+          <w:bCs/>
+          <w:sz w:val="28"/>
+          <w:szCs w:val="28"/>
+          <w:lang w:val="en-US"/>
+        </w:rPr>
+        <w:t xml:space="preserve">Secondary stakeholders: </w:t>
+      </w:r>
+      <w:r>
+        <w:rPr>
+          <w:sz w:val="28"/>
+          <w:szCs w:val="28"/>
+          <w:lang w:val="en-US"/>
+        </w:rPr>
+        <w:t xml:space="preserve">managagers, regulators, auditors </w:t>
+      </w:r>
+    </w:p>
+    <w:p>
+      <w:pPr>
+        <w:pStyle w:val="style179"/>
+        <w:numPr>
+          <w:ilvl w:val="0"/>
+          <w:numId w:val="17"/>
+        </w:numPr>
+        <w:rPr>
+          <w:sz w:val="28"/>
+          <w:szCs w:val="28"/>
+        </w:rPr>
+      </w:pPr>
+      <w:r>
+        <w:rPr>
+          <w:b/>
+          <w:bCs/>
+          <w:sz w:val="28"/>
+          <w:szCs w:val="28"/>
+          <w:lang w:val="en-US"/>
+        </w:rPr>
+        <w:t xml:space="preserve">Tertiary stakeholders: </w:t>
+      </w:r>
+      <w:r>
+        <w:rPr>
+          <w:sz w:val="28"/>
+          <w:szCs w:val="28"/>
+          <w:lang w:val="en-US"/>
+        </w:rPr>
+        <w:t xml:space="preserve">competitor, industry standards bodies, general public </w:t>
+      </w:r>
+    </w:p>
+    <w:p>
+      <w:pPr>
+        <w:pStyle w:val="style0"/>
+        <w:numPr>
+          <w:ilvl w:val="0"/>
+          <w:numId w:val="0"/>
+        </w:numPr>
+        <w:rPr>
+          <w:sz w:val="28"/>
+          <w:szCs w:val="28"/>
+        </w:rPr>
+      </w:pPr>
+    </w:p>
+    <w:p>
+      <w:pPr>
+        <w:pStyle w:val="style0"/>
+        <w:numPr>
+          <w:ilvl w:val="0"/>
+          <w:numId w:val="0"/>
+        </w:numPr>
+        <w:rPr>
+          <w:b/>
+          <w:bCs/>
+          <w:sz w:val="28"/>
+          <w:szCs w:val="28"/>
+        </w:rPr>
+      </w:pPr>
+      <w:r>
+        <w:rPr>
+          <w:b/>
+          <w:bCs/>
+          <w:sz w:val="28"/>
+          <w:szCs w:val="28"/>
+          <w:lang w:val="en-US"/>
+        </w:rPr>
+        <w:t xml:space="preserve">Requirements change management process </w:t>
+      </w:r>
+    </w:p>
+    <w:p>
+      <w:pPr>
+        <w:pStyle w:val="style0"/>
+        <w:numPr>
+          <w:ilvl w:val="0"/>
+          <w:numId w:val="0"/>
+        </w:numPr>
+        <w:rPr>
+          <w:b/>
+          <w:bCs/>
+          <w:sz w:val="28"/>
+          <w:szCs w:val="28"/>
+        </w:rPr>
+      </w:pPr>
+      <w:r>
+        <w:rPr>
+          <w:b/>
+          <w:bCs/>
+          <w:sz w:val="28"/>
+          <w:szCs w:val="28"/>
+          <w:lang w:val="en-US"/>
+        </w:rPr>
+        <w:t>:</w:t>
+      </w:r>
+    </w:p>
+    <w:p>
+      <w:pPr>
+        <w:pStyle w:val="style0"/>
+        <w:numPr>
+          <w:ilvl w:val="0"/>
+          <w:numId w:val="0"/>
+        </w:numPr>
+        <w:rPr>
+          <w:sz w:val="28"/>
+          <w:szCs w:val="28"/>
+        </w:rPr>
+      </w:pPr>
+    </w:p>
+    <w:p>
+      <w:pPr>
+        <w:pStyle w:val="style179"/>
+        <w:numPr>
+          <w:ilvl w:val="0"/>
+          <w:numId w:val="18"/>
+        </w:numPr>
+        <w:rPr>
+          <w:sz w:val="28"/>
+          <w:szCs w:val="28"/>
+        </w:rPr>
+      </w:pPr>
+      <w:r>
+        <w:rPr>
+          <w:sz w:val="28"/>
+          <w:szCs w:val="28"/>
+          <w:lang w:val="en-US"/>
+        </w:rPr>
+        <w:t>Change request</w:t>
+      </w:r>
+    </w:p>
+    <w:p>
+      <w:pPr>
+        <w:pStyle w:val="style0"/>
+        <w:numPr>
+          <w:ilvl w:val="0"/>
+          <w:numId w:val="0"/>
+        </w:numPr>
         <w:rPr>
           <w:sz w:val="28"/>
           <w:szCs w:val="28"/>
@@ -748,7 +2196,7 @@
       </w:pPr>
     </w:p>
     <w:sectPr>
-      <w:pgSz w:w="12240" w:h="15840"/>
+      <w:pgSz w:w="12240" w:h="15840" w:orient="portrait"/>
       <w:pgMar w:top="1440" w:right="1440" w:bottom="1440" w:left="1440" w:header="720" w:footer="720" w:gutter="0"/>
       <w:cols w:space="720"/>
       <w:docGrid w:linePitch="360"/>
@@ -758,9 +2206,9 @@
 </file>
 
 <file path=word/numbering.xml><?xml version="1.0" encoding="utf-8"?>
-<w:numbering xmlns:wpc="http://schemas.microsoft.com/office/word/2010/wordprocessingCanvas" xmlns:cx="http://schemas.microsoft.com/office/drawing/2014/chartex" xmlns:mc="http://schemas.openxmlformats.org/markup-compatibility/2006" xmlns:o="urn:schemas-microsoft-com:office:office" xmlns:r="http://schemas.openxmlformats.org/officeDocument/2006/relationships" xmlns:m="http://schemas.openxmlformats.org/officeDocument/2006/math" xmlns:v="urn:schemas-microsoft-com:vml" xmlns:wp14="http://schemas.microsoft.com/office/word/2010/wordprocessingDrawing" xmlns:wp="http://schemas.openxmlformats.org/drawingml/2006/wordprocessingDrawing" xmlns:w10="urn:schemas-microsoft-com:office:word" xmlns:w="http://schemas.openxmlformats.org/wordprocessingml/2006/main" xmlns:w14="http://schemas.microsoft.com/office/word/2010/wordml" xmlns:w15="http://schemas.microsoft.com/office/word/2012/wordml" xmlns:w16se="http://schemas.microsoft.com/office/word/2015/wordml/symex" xmlns:wpg="http://schemas.microsoft.com/office/word/2010/wordprocessingGroup" xmlns:wpi="http://schemas.microsoft.com/office/word/2010/wordprocessingInk" xmlns:wne="http://schemas.microsoft.com/office/word/2006/wordml" xmlns:wps="http://schemas.microsoft.com/office/word/2010/wordprocessingShape" mc:Ignorable="w14 w15 w16se wp14">
-  <w:abstractNum w:abstractNumId="0" w15:restartNumberingAfterBreak="0">
-    <w:nsid w:val="14BD3F95"/>
+<w:numbering xmlns:wpc="http://schemas.microsoft.com/office/word/2010/wordprocessingCanvas" xmlns:mc="http://schemas.openxmlformats.org/markup-compatibility/2006" xmlns:o="urn:schemas-microsoft-com:office:office" xmlns:r="http://schemas.openxmlformats.org/package/2006/relationships" xmlns:m="http://schemas.openxmlformats.org/officeDocument/2006/math" xmlns:v="urn:schemas-microsoft-com:vml" xmlns:wp14="http://schemas.microsoft.com/office/word/2010/wordprocessingDrawing" xmlns:wp="http://schemas.openxmlformats.org/drawingml/2006/wordprocessingDrawing" xmlns:w10="urn:schemas-microsoft-com:office:word" xmlns:w="http://schemas.openxmlformats.org/wordprocessingml/2006/main" xmlns:w14="http://schemas.microsoft.com/office/word/2010/wordml" xmlns:wpg="http://schemas.microsoft.com/office/word/2010/wordprocessingGroup" xmlns:wpi="http://schemas.microsoft.com/office/word/2010/wordprocessingInk" xmlns:wne="http://schemas.microsoft.com/office/word/2006/wordml" xmlns:wps="http://schemas.microsoft.com/office/word/2010/wordprocessingShape" mc:Ignorable="w14 wp14">
+  <w:abstractNum w:abstractNumId="0">
+    <w:nsid w:val="00000000"/>
     <w:multiLevelType w:val="hybridMultilevel"/>
     <w:tmpl w:val="073AB5A2"/>
     <w:lvl w:ilvl="0" w:tplc="0409000F">
@@ -845,8 +2293,8 @@
       </w:pPr>
     </w:lvl>
   </w:abstractNum>
-  <w:abstractNum w:abstractNumId="1" w15:restartNumberingAfterBreak="0">
-    <w:nsid w:val="2A0A07D1"/>
+  <w:abstractNum w:abstractNumId="1">
+    <w:nsid w:val="00000001"/>
     <w:multiLevelType w:val="hybridMultilevel"/>
     <w:tmpl w:val="3EE088B6"/>
     <w:lvl w:ilvl="0" w:tplc="04090001">
@@ -870,7 +2318,7 @@
         <w:ind w:left="1440" w:hanging="360"/>
       </w:pPr>
       <w:rPr>
-        <w:rFonts w:ascii="Courier New" w:hAnsi="Courier New" w:cs="Courier New" w:hint="default"/>
+        <w:rFonts w:ascii="Courier New" w:cs="Courier New" w:hAnsi="Courier New" w:hint="default"/>
       </w:rPr>
     </w:lvl>
     <w:lvl w:ilvl="2" w:tplc="04090005" w:tentative="1">
@@ -906,7 +2354,7 @@
         <w:ind w:left="3600" w:hanging="360"/>
       </w:pPr>
       <w:rPr>
-        <w:rFonts w:ascii="Courier New" w:hAnsi="Courier New" w:cs="Courier New" w:hint="default"/>
+        <w:rFonts w:ascii="Courier New" w:cs="Courier New" w:hAnsi="Courier New" w:hint="default"/>
       </w:rPr>
     </w:lvl>
     <w:lvl w:ilvl="5" w:tplc="04090005" w:tentative="1">
@@ -942,7 +2390,7 @@
         <w:ind w:left="5760" w:hanging="360"/>
       </w:pPr>
       <w:rPr>
-        <w:rFonts w:ascii="Courier New" w:hAnsi="Courier New" w:cs="Courier New" w:hint="default"/>
+        <w:rFonts w:ascii="Courier New" w:cs="Courier New" w:hAnsi="Courier New" w:hint="default"/>
       </w:rPr>
     </w:lvl>
     <w:lvl w:ilvl="8" w:tplc="04090005" w:tentative="1">
@@ -958,8 +2406,8 @@
       </w:rPr>
     </w:lvl>
   </w:abstractNum>
-  <w:abstractNum w:abstractNumId="2" w15:restartNumberingAfterBreak="0">
-    <w:nsid w:val="43FF5654"/>
+  <w:abstractNum w:abstractNumId="2">
+    <w:nsid w:val="00000002"/>
     <w:multiLevelType w:val="hybridMultilevel"/>
     <w:tmpl w:val="57024EB0"/>
     <w:lvl w:ilvl="0" w:tplc="04090001">
@@ -983,7 +2431,7 @@
         <w:ind w:left="1440" w:hanging="360"/>
       </w:pPr>
       <w:rPr>
-        <w:rFonts w:ascii="Courier New" w:hAnsi="Courier New" w:cs="Courier New" w:hint="default"/>
+        <w:rFonts w:ascii="Courier New" w:cs="Courier New" w:hAnsi="Courier New" w:hint="default"/>
       </w:rPr>
     </w:lvl>
     <w:lvl w:ilvl="2" w:tplc="04090005" w:tentative="1">
@@ -1019,7 +2467,7 @@
         <w:ind w:left="3600" w:hanging="360"/>
       </w:pPr>
       <w:rPr>
-        <w:rFonts w:ascii="Courier New" w:hAnsi="Courier New" w:cs="Courier New" w:hint="default"/>
+        <w:rFonts w:ascii="Courier New" w:cs="Courier New" w:hAnsi="Courier New" w:hint="default"/>
       </w:rPr>
     </w:lvl>
     <w:lvl w:ilvl="5" w:tplc="04090005" w:tentative="1">
@@ -1055,7 +2503,7 @@
         <w:ind w:left="5760" w:hanging="360"/>
       </w:pPr>
       <w:rPr>
-        <w:rFonts w:ascii="Courier New" w:hAnsi="Courier New" w:cs="Courier New" w:hint="default"/>
+        <w:rFonts w:ascii="Courier New" w:cs="Courier New" w:hAnsi="Courier New" w:hint="default"/>
       </w:rPr>
     </w:lvl>
     <w:lvl w:ilvl="8" w:tplc="04090005" w:tentative="1">
@@ -1071,8 +2519,8 @@
       </w:rPr>
     </w:lvl>
   </w:abstractNum>
-  <w:abstractNum w:abstractNumId="3" w15:restartNumberingAfterBreak="0">
-    <w:nsid w:val="4D446D79"/>
+  <w:abstractNum w:abstractNumId="3">
+    <w:nsid w:val="00000003"/>
     <w:multiLevelType w:val="hybridMultilevel"/>
     <w:tmpl w:val="E6FC0556"/>
     <w:lvl w:ilvl="0" w:tplc="04090001">
@@ -1096,7 +2544,7 @@
         <w:ind w:left="1440" w:hanging="360"/>
       </w:pPr>
       <w:rPr>
-        <w:rFonts w:ascii="Courier New" w:hAnsi="Courier New" w:cs="Courier New" w:hint="default"/>
+        <w:rFonts w:ascii="Courier New" w:cs="Courier New" w:hAnsi="Courier New" w:hint="default"/>
       </w:rPr>
     </w:lvl>
     <w:lvl w:ilvl="2" w:tplc="04090005">
@@ -1132,7 +2580,7 @@
         <w:ind w:left="3600" w:hanging="360"/>
       </w:pPr>
       <w:rPr>
-        <w:rFonts w:ascii="Courier New" w:hAnsi="Courier New" w:cs="Courier New" w:hint="default"/>
+        <w:rFonts w:ascii="Courier New" w:cs="Courier New" w:hAnsi="Courier New" w:hint="default"/>
       </w:rPr>
     </w:lvl>
     <w:lvl w:ilvl="5" w:tplc="04090005" w:tentative="1">
@@ -1168,7 +2616,7 @@
         <w:ind w:left="5760" w:hanging="360"/>
       </w:pPr>
       <w:rPr>
-        <w:rFonts w:ascii="Courier New" w:hAnsi="Courier New" w:cs="Courier New" w:hint="default"/>
+        <w:rFonts w:ascii="Courier New" w:cs="Courier New" w:hAnsi="Courier New" w:hint="default"/>
       </w:rPr>
     </w:lvl>
     <w:lvl w:ilvl="8" w:tplc="04090005" w:tentative="1">
@@ -1184,8 +2632,8 @@
       </w:rPr>
     </w:lvl>
   </w:abstractNum>
-  <w:abstractNum w:abstractNumId="4" w15:restartNumberingAfterBreak="0">
-    <w:nsid w:val="57094AD2"/>
+  <w:abstractNum w:abstractNumId="4">
+    <w:nsid w:val="00000004"/>
     <w:multiLevelType w:val="hybridMultilevel"/>
     <w:tmpl w:val="22BCCEE6"/>
     <w:lvl w:ilvl="0" w:tplc="04090001">
@@ -1209,7 +2657,7 @@
         <w:ind w:left="1440" w:hanging="360"/>
       </w:pPr>
       <w:rPr>
-        <w:rFonts w:ascii="Courier New" w:hAnsi="Courier New" w:cs="Courier New" w:hint="default"/>
+        <w:rFonts w:ascii="Courier New" w:cs="Courier New" w:hAnsi="Courier New" w:hint="default"/>
       </w:rPr>
     </w:lvl>
     <w:lvl w:ilvl="2" w:tplc="04090005" w:tentative="1">
@@ -1245,7 +2693,7 @@
         <w:ind w:left="3600" w:hanging="360"/>
       </w:pPr>
       <w:rPr>
-        <w:rFonts w:ascii="Courier New" w:hAnsi="Courier New" w:cs="Courier New" w:hint="default"/>
+        <w:rFonts w:ascii="Courier New" w:cs="Courier New" w:hAnsi="Courier New" w:hint="default"/>
       </w:rPr>
     </w:lvl>
     <w:lvl w:ilvl="5" w:tplc="04090005" w:tentative="1">
@@ -1281,7 +2729,7 @@
         <w:ind w:left="5760" w:hanging="360"/>
       </w:pPr>
       <w:rPr>
-        <w:rFonts w:ascii="Courier New" w:hAnsi="Courier New" w:cs="Courier New" w:hint="default"/>
+        <w:rFonts w:ascii="Courier New" w:cs="Courier New" w:hAnsi="Courier New" w:hint="default"/>
       </w:rPr>
     </w:lvl>
     <w:lvl w:ilvl="8" w:tplc="04090005" w:tentative="1">
@@ -1297,8 +2745,8 @@
       </w:rPr>
     </w:lvl>
   </w:abstractNum>
-  <w:abstractNum w:abstractNumId="5" w15:restartNumberingAfterBreak="0">
-    <w:nsid w:val="5E92451E"/>
+  <w:abstractNum w:abstractNumId="5">
+    <w:nsid w:val="00000005"/>
     <w:multiLevelType w:val="hybridMultilevel"/>
     <w:tmpl w:val="8DBA9A00"/>
     <w:lvl w:ilvl="0" w:tplc="04090001">
@@ -1322,7 +2770,7 @@
         <w:ind w:left="1440" w:hanging="360"/>
       </w:pPr>
       <w:rPr>
-        <w:rFonts w:ascii="Courier New" w:hAnsi="Courier New" w:cs="Courier New" w:hint="default"/>
+        <w:rFonts w:ascii="Courier New" w:cs="Courier New" w:hAnsi="Courier New" w:hint="default"/>
       </w:rPr>
     </w:lvl>
     <w:lvl w:ilvl="2" w:tplc="04090005" w:tentative="1">
@@ -1358,7 +2806,7 @@
         <w:ind w:left="3600" w:hanging="360"/>
       </w:pPr>
       <w:rPr>
-        <w:rFonts w:ascii="Courier New" w:hAnsi="Courier New" w:cs="Courier New" w:hint="default"/>
+        <w:rFonts w:ascii="Courier New" w:cs="Courier New" w:hAnsi="Courier New" w:hint="default"/>
       </w:rPr>
     </w:lvl>
     <w:lvl w:ilvl="5" w:tplc="04090005" w:tentative="1">
@@ -1394,7 +2842,1363 @@
         <w:ind w:left="5760" w:hanging="360"/>
       </w:pPr>
       <w:rPr>
-        <w:rFonts w:ascii="Courier New" w:hAnsi="Courier New" w:cs="Courier New" w:hint="default"/>
+        <w:rFonts w:ascii="Courier New" w:cs="Courier New" w:hAnsi="Courier New" w:hint="default"/>
+      </w:rPr>
+    </w:lvl>
+    <w:lvl w:ilvl="8" w:tplc="04090005" w:tentative="1">
+      <w:start w:val="1"/>
+      <w:numFmt w:val="bullet"/>
+      <w:lvlText w:val=""/>
+      <w:lvlJc w:val="left"/>
+      <w:pPr>
+        <w:ind w:left="6480" w:hanging="360"/>
+      </w:pPr>
+      <w:rPr>
+        <w:rFonts w:ascii="Wingdings" w:hAnsi="Wingdings" w:hint="default"/>
+      </w:rPr>
+    </w:lvl>
+  </w:abstractNum>
+  <w:abstractNum w:abstractNumId="6">
+    <w:nsid w:val="00000006"/>
+    <w:multiLevelType w:val="hybridMultilevel"/>
+    <w:tmpl w:val="00000000"/>
+    <w:lvl w:ilvl="0" w:tplc="02030001">
+      <w:start w:val="1"/>
+      <w:numFmt w:val="bullet"/>
+      <w:lvlText w:val=""/>
+      <w:lvlJc w:val="left"/>
+      <w:pPr>
+        <w:ind w:left="720" w:hanging="360"/>
+      </w:pPr>
+      <w:rPr>
+        <w:rFonts w:ascii="Wingdings" w:hAnsi="Wingdings" w:hint="default"/>
+      </w:rPr>
+    </w:lvl>
+    <w:lvl w:ilvl="1" w:tplc="04090003" w:tentative="1">
+      <w:start w:val="1"/>
+      <w:numFmt w:val="bullet"/>
+      <w:lvlText w:val="o"/>
+      <w:lvlJc w:val="left"/>
+      <w:pPr>
+        <w:ind w:left="1440" w:hanging="360"/>
+      </w:pPr>
+      <w:rPr>
+        <w:rFonts w:ascii="Courier New" w:cs="Courier New" w:hAnsi="Courier New" w:hint="default"/>
+      </w:rPr>
+    </w:lvl>
+    <w:lvl w:ilvl="2" w:tplc="04090005" w:tentative="1">
+      <w:start w:val="1"/>
+      <w:numFmt w:val="bullet"/>
+      <w:lvlText w:val=""/>
+      <w:lvlJc w:val="left"/>
+      <w:pPr>
+        <w:ind w:left="2160" w:hanging="360"/>
+      </w:pPr>
+      <w:rPr>
+        <w:rFonts w:ascii="Wingdings" w:hAnsi="Wingdings" w:hint="default"/>
+      </w:rPr>
+    </w:lvl>
+    <w:lvl w:ilvl="3" w:tplc="04090001" w:tentative="1">
+      <w:start w:val="1"/>
+      <w:numFmt w:val="bullet"/>
+      <w:lvlText w:val=""/>
+      <w:lvlJc w:val="left"/>
+      <w:pPr>
+        <w:ind w:left="2880" w:hanging="360"/>
+      </w:pPr>
+      <w:rPr>
+        <w:rFonts w:ascii="Symbol" w:hAnsi="Symbol" w:hint="default"/>
+      </w:rPr>
+    </w:lvl>
+    <w:lvl w:ilvl="4" w:tplc="04090003" w:tentative="1">
+      <w:start w:val="1"/>
+      <w:numFmt w:val="bullet"/>
+      <w:lvlText w:val="o"/>
+      <w:lvlJc w:val="left"/>
+      <w:pPr>
+        <w:ind w:left="3600" w:hanging="360"/>
+      </w:pPr>
+      <w:rPr>
+        <w:rFonts w:ascii="Courier New" w:cs="Courier New" w:hAnsi="Courier New" w:hint="default"/>
+      </w:rPr>
+    </w:lvl>
+    <w:lvl w:ilvl="5" w:tplc="04090005" w:tentative="1">
+      <w:start w:val="1"/>
+      <w:numFmt w:val="bullet"/>
+      <w:lvlText w:val=""/>
+      <w:lvlJc w:val="left"/>
+      <w:pPr>
+        <w:ind w:left="4320" w:hanging="360"/>
+      </w:pPr>
+      <w:rPr>
+        <w:rFonts w:ascii="Wingdings" w:hAnsi="Wingdings" w:hint="default"/>
+      </w:rPr>
+    </w:lvl>
+    <w:lvl w:ilvl="6" w:tplc="04090001" w:tentative="1">
+      <w:start w:val="1"/>
+      <w:numFmt w:val="bullet"/>
+      <w:lvlText w:val=""/>
+      <w:lvlJc w:val="left"/>
+      <w:pPr>
+        <w:ind w:left="5040" w:hanging="360"/>
+      </w:pPr>
+      <w:rPr>
+        <w:rFonts w:ascii="Symbol" w:hAnsi="Symbol" w:hint="default"/>
+      </w:rPr>
+    </w:lvl>
+    <w:lvl w:ilvl="7" w:tplc="04090003" w:tentative="1">
+      <w:start w:val="1"/>
+      <w:numFmt w:val="bullet"/>
+      <w:lvlText w:val="o"/>
+      <w:lvlJc w:val="left"/>
+      <w:pPr>
+        <w:ind w:left="5760" w:hanging="360"/>
+      </w:pPr>
+      <w:rPr>
+        <w:rFonts w:ascii="Courier New" w:cs="Courier New" w:hAnsi="Courier New" w:hint="default"/>
+      </w:rPr>
+    </w:lvl>
+    <w:lvl w:ilvl="8" w:tplc="04090005" w:tentative="1">
+      <w:start w:val="1"/>
+      <w:numFmt w:val="bullet"/>
+      <w:lvlText w:val=""/>
+      <w:lvlJc w:val="left"/>
+      <w:pPr>
+        <w:ind w:left="6480" w:hanging="360"/>
+      </w:pPr>
+      <w:rPr>
+        <w:rFonts w:ascii="Wingdings" w:hAnsi="Wingdings" w:hint="default"/>
+      </w:rPr>
+    </w:lvl>
+  </w:abstractNum>
+  <w:abstractNum w:abstractNumId="7">
+    <w:nsid w:val="00000007"/>
+    <w:multiLevelType w:val="hybridMultilevel"/>
+    <w:tmpl w:val="00000000"/>
+    <w:lvl w:ilvl="0" w:tplc="02030001">
+      <w:start w:val="1"/>
+      <w:numFmt w:val="bullet"/>
+      <w:lvlText w:val=""/>
+      <w:lvlJc w:val="left"/>
+      <w:pPr>
+        <w:ind w:left="720" w:hanging="360"/>
+      </w:pPr>
+      <w:rPr>
+        <w:rFonts w:ascii="Wingdings" w:hAnsi="Wingdings" w:hint="default"/>
+      </w:rPr>
+    </w:lvl>
+    <w:lvl w:ilvl="1" w:tplc="04090003" w:tentative="1">
+      <w:start w:val="1"/>
+      <w:numFmt w:val="bullet"/>
+      <w:lvlText w:val="o"/>
+      <w:lvlJc w:val="left"/>
+      <w:pPr>
+        <w:ind w:left="1440" w:hanging="360"/>
+      </w:pPr>
+      <w:rPr>
+        <w:rFonts w:ascii="Courier New" w:cs="Courier New" w:hAnsi="Courier New" w:hint="default"/>
+      </w:rPr>
+    </w:lvl>
+    <w:lvl w:ilvl="2" w:tplc="04090005" w:tentative="1">
+      <w:start w:val="1"/>
+      <w:numFmt w:val="bullet"/>
+      <w:lvlText w:val=""/>
+      <w:lvlJc w:val="left"/>
+      <w:pPr>
+        <w:ind w:left="2160" w:hanging="360"/>
+      </w:pPr>
+      <w:rPr>
+        <w:rFonts w:ascii="Wingdings" w:hAnsi="Wingdings" w:hint="default"/>
+      </w:rPr>
+    </w:lvl>
+    <w:lvl w:ilvl="3" w:tplc="04090001" w:tentative="1">
+      <w:start w:val="1"/>
+      <w:numFmt w:val="bullet"/>
+      <w:lvlText w:val=""/>
+      <w:lvlJc w:val="left"/>
+      <w:pPr>
+        <w:ind w:left="2880" w:hanging="360"/>
+      </w:pPr>
+      <w:rPr>
+        <w:rFonts w:ascii="Symbol" w:hAnsi="Symbol" w:hint="default"/>
+      </w:rPr>
+    </w:lvl>
+    <w:lvl w:ilvl="4" w:tplc="04090003" w:tentative="1">
+      <w:start w:val="1"/>
+      <w:numFmt w:val="bullet"/>
+      <w:lvlText w:val="o"/>
+      <w:lvlJc w:val="left"/>
+      <w:pPr>
+        <w:ind w:left="3600" w:hanging="360"/>
+      </w:pPr>
+      <w:rPr>
+        <w:rFonts w:ascii="Courier New" w:cs="Courier New" w:hAnsi="Courier New" w:hint="default"/>
+      </w:rPr>
+    </w:lvl>
+    <w:lvl w:ilvl="5" w:tplc="04090005" w:tentative="1">
+      <w:start w:val="1"/>
+      <w:numFmt w:val="bullet"/>
+      <w:lvlText w:val=""/>
+      <w:lvlJc w:val="left"/>
+      <w:pPr>
+        <w:ind w:left="4320" w:hanging="360"/>
+      </w:pPr>
+      <w:rPr>
+        <w:rFonts w:ascii="Wingdings" w:hAnsi="Wingdings" w:hint="default"/>
+      </w:rPr>
+    </w:lvl>
+    <w:lvl w:ilvl="6" w:tplc="04090001" w:tentative="1">
+      <w:start w:val="1"/>
+      <w:numFmt w:val="bullet"/>
+      <w:lvlText w:val=""/>
+      <w:lvlJc w:val="left"/>
+      <w:pPr>
+        <w:ind w:left="5040" w:hanging="360"/>
+      </w:pPr>
+      <w:rPr>
+        <w:rFonts w:ascii="Symbol" w:hAnsi="Symbol" w:hint="default"/>
+      </w:rPr>
+    </w:lvl>
+    <w:lvl w:ilvl="7" w:tplc="04090003" w:tentative="1">
+      <w:start w:val="1"/>
+      <w:numFmt w:val="bullet"/>
+      <w:lvlText w:val="o"/>
+      <w:lvlJc w:val="left"/>
+      <w:pPr>
+        <w:ind w:left="5760" w:hanging="360"/>
+      </w:pPr>
+      <w:rPr>
+        <w:rFonts w:ascii="Courier New" w:cs="Courier New" w:hAnsi="Courier New" w:hint="default"/>
+      </w:rPr>
+    </w:lvl>
+    <w:lvl w:ilvl="8" w:tplc="04090005" w:tentative="1">
+      <w:start w:val="1"/>
+      <w:numFmt w:val="bullet"/>
+      <w:lvlText w:val=""/>
+      <w:lvlJc w:val="left"/>
+      <w:pPr>
+        <w:ind w:left="6480" w:hanging="360"/>
+      </w:pPr>
+      <w:rPr>
+        <w:rFonts w:ascii="Wingdings" w:hAnsi="Wingdings" w:hint="default"/>
+      </w:rPr>
+    </w:lvl>
+  </w:abstractNum>
+  <w:abstractNum w:abstractNumId="8">
+    <w:nsid w:val="00000008"/>
+    <w:multiLevelType w:val="hybridMultilevel"/>
+    <w:tmpl w:val="E6993609"/>
+    <w:lvl w:ilvl="0" w:tplc="04090001">
+      <w:start w:val="1"/>
+      <w:numFmt w:val="bullet"/>
+      <w:lvlText w:val=""/>
+      <w:lvlJc w:val="left"/>
+      <w:pPr>
+        <w:ind w:left="720" w:hanging="360"/>
+      </w:pPr>
+      <w:rPr>
+        <w:rFonts w:ascii="Symbol" w:hAnsi="Symbol" w:hint="default"/>
+      </w:rPr>
+    </w:lvl>
+    <w:lvl w:ilvl="1" w:tplc="04090003" w:tentative="1">
+      <w:start w:val="1"/>
+      <w:numFmt w:val="bullet"/>
+      <w:lvlText w:val="o"/>
+      <w:lvlJc w:val="left"/>
+      <w:pPr>
+        <w:ind w:left="1440" w:hanging="360"/>
+      </w:pPr>
+      <w:rPr>
+        <w:rFonts w:ascii="Courier New" w:cs="Courier New" w:hAnsi="Courier New" w:hint="default"/>
+      </w:rPr>
+    </w:lvl>
+    <w:lvl w:ilvl="2" w:tplc="04090005" w:tentative="1">
+      <w:start w:val="1"/>
+      <w:numFmt w:val="bullet"/>
+      <w:lvlText w:val=""/>
+      <w:lvlJc w:val="left"/>
+      <w:pPr>
+        <w:ind w:left="2160" w:hanging="360"/>
+      </w:pPr>
+      <w:rPr>
+        <w:rFonts w:ascii="Wingdings" w:hAnsi="Wingdings" w:hint="default"/>
+      </w:rPr>
+    </w:lvl>
+    <w:lvl w:ilvl="3" w:tplc="04090001" w:tentative="1">
+      <w:start w:val="1"/>
+      <w:numFmt w:val="bullet"/>
+      <w:lvlText w:val=""/>
+      <w:lvlJc w:val="left"/>
+      <w:pPr>
+        <w:ind w:left="2880" w:hanging="360"/>
+      </w:pPr>
+      <w:rPr>
+        <w:rFonts w:ascii="Symbol" w:hAnsi="Symbol" w:hint="default"/>
+      </w:rPr>
+    </w:lvl>
+    <w:lvl w:ilvl="4" w:tplc="04090003" w:tentative="1">
+      <w:start w:val="1"/>
+      <w:numFmt w:val="bullet"/>
+      <w:lvlText w:val="o"/>
+      <w:lvlJc w:val="left"/>
+      <w:pPr>
+        <w:ind w:left="3600" w:hanging="360"/>
+      </w:pPr>
+      <w:rPr>
+        <w:rFonts w:ascii="Courier New" w:cs="Courier New" w:hAnsi="Courier New" w:hint="default"/>
+      </w:rPr>
+    </w:lvl>
+    <w:lvl w:ilvl="5" w:tplc="04090005" w:tentative="1">
+      <w:start w:val="1"/>
+      <w:numFmt w:val="bullet"/>
+      <w:lvlText w:val=""/>
+      <w:lvlJc w:val="left"/>
+      <w:pPr>
+        <w:ind w:left="4320" w:hanging="360"/>
+      </w:pPr>
+      <w:rPr>
+        <w:rFonts w:ascii="Wingdings" w:hAnsi="Wingdings" w:hint="default"/>
+      </w:rPr>
+    </w:lvl>
+    <w:lvl w:ilvl="6" w:tplc="04090001" w:tentative="1">
+      <w:start w:val="1"/>
+      <w:numFmt w:val="bullet"/>
+      <w:lvlText w:val=""/>
+      <w:lvlJc w:val="left"/>
+      <w:pPr>
+        <w:ind w:left="5040" w:hanging="360"/>
+      </w:pPr>
+      <w:rPr>
+        <w:rFonts w:ascii="Symbol" w:hAnsi="Symbol" w:hint="default"/>
+      </w:rPr>
+    </w:lvl>
+    <w:lvl w:ilvl="7" w:tplc="04090003" w:tentative="1">
+      <w:start w:val="1"/>
+      <w:numFmt w:val="bullet"/>
+      <w:lvlText w:val="o"/>
+      <w:lvlJc w:val="left"/>
+      <w:pPr>
+        <w:ind w:left="5760" w:hanging="360"/>
+      </w:pPr>
+      <w:rPr>
+        <w:rFonts w:ascii="Courier New" w:cs="Courier New" w:hAnsi="Courier New" w:hint="default"/>
+      </w:rPr>
+    </w:lvl>
+    <w:lvl w:ilvl="8" w:tplc="04090005" w:tentative="1">
+      <w:start w:val="1"/>
+      <w:numFmt w:val="bullet"/>
+      <w:lvlText w:val=""/>
+      <w:lvlJc w:val="left"/>
+      <w:pPr>
+        <w:ind w:left="6480" w:hanging="360"/>
+      </w:pPr>
+      <w:rPr>
+        <w:rFonts w:ascii="Wingdings" w:hAnsi="Wingdings" w:hint="default"/>
+      </w:rPr>
+    </w:lvl>
+  </w:abstractNum>
+  <w:abstractNum w:abstractNumId="9">
+    <w:nsid w:val="00000009"/>
+    <w:multiLevelType w:val="hybridMultilevel"/>
+    <w:tmpl w:val="00000000"/>
+    <w:lvl w:ilvl="0" w:tplc="04090001">
+      <w:start w:val="1"/>
+      <w:numFmt w:val="bullet"/>
+      <w:lvlText w:val=""/>
+      <w:lvlJc w:val="left"/>
+      <w:pPr>
+        <w:ind w:left="1080" w:hanging="360"/>
+      </w:pPr>
+      <w:rPr>
+        <w:rFonts w:ascii="Symbol" w:hAnsi="Symbol" w:hint="default"/>
+      </w:rPr>
+    </w:lvl>
+    <w:lvl w:ilvl="1" w:tplc="04090003" w:tentative="1">
+      <w:start w:val="1"/>
+      <w:numFmt w:val="bullet"/>
+      <w:lvlText w:val="o"/>
+      <w:lvlJc w:val="left"/>
+      <w:pPr>
+        <w:ind w:left="1800" w:hanging="360"/>
+      </w:pPr>
+      <w:rPr>
+        <w:rFonts w:ascii="Courier New" w:cs="Courier New" w:hAnsi="Courier New" w:hint="default"/>
+      </w:rPr>
+    </w:lvl>
+    <w:lvl w:ilvl="2" w:tplc="04090005" w:tentative="1">
+      <w:start w:val="1"/>
+      <w:numFmt w:val="bullet"/>
+      <w:lvlText w:val=""/>
+      <w:lvlJc w:val="left"/>
+      <w:pPr>
+        <w:ind w:left="2520" w:hanging="360"/>
+      </w:pPr>
+      <w:rPr>
+        <w:rFonts w:ascii="Wingdings" w:hAnsi="Wingdings" w:hint="default"/>
+      </w:rPr>
+    </w:lvl>
+    <w:lvl w:ilvl="3" w:tplc="04090001" w:tentative="1">
+      <w:start w:val="1"/>
+      <w:numFmt w:val="bullet"/>
+      <w:lvlText w:val=""/>
+      <w:lvlJc w:val="left"/>
+      <w:pPr>
+        <w:ind w:left="3240" w:hanging="360"/>
+      </w:pPr>
+      <w:rPr>
+        <w:rFonts w:ascii="Symbol" w:hAnsi="Symbol" w:hint="default"/>
+      </w:rPr>
+    </w:lvl>
+    <w:lvl w:ilvl="4" w:tplc="04090003" w:tentative="1">
+      <w:start w:val="1"/>
+      <w:numFmt w:val="bullet"/>
+      <w:lvlText w:val="o"/>
+      <w:lvlJc w:val="left"/>
+      <w:pPr>
+        <w:ind w:left="3960" w:hanging="360"/>
+      </w:pPr>
+      <w:rPr>
+        <w:rFonts w:ascii="Courier New" w:cs="Courier New" w:hAnsi="Courier New" w:hint="default"/>
+      </w:rPr>
+    </w:lvl>
+    <w:lvl w:ilvl="5" w:tplc="04090005" w:tentative="1">
+      <w:start w:val="1"/>
+      <w:numFmt w:val="bullet"/>
+      <w:lvlText w:val=""/>
+      <w:lvlJc w:val="left"/>
+      <w:pPr>
+        <w:ind w:left="4680" w:hanging="360"/>
+      </w:pPr>
+      <w:rPr>
+        <w:rFonts w:ascii="Wingdings" w:hAnsi="Wingdings" w:hint="default"/>
+      </w:rPr>
+    </w:lvl>
+    <w:lvl w:ilvl="6" w:tplc="04090001" w:tentative="1">
+      <w:start w:val="1"/>
+      <w:numFmt w:val="bullet"/>
+      <w:lvlText w:val=""/>
+      <w:lvlJc w:val="left"/>
+      <w:pPr>
+        <w:ind w:left="5400" w:hanging="360"/>
+      </w:pPr>
+      <w:rPr>
+        <w:rFonts w:ascii="Symbol" w:hAnsi="Symbol" w:hint="default"/>
+      </w:rPr>
+    </w:lvl>
+    <w:lvl w:ilvl="7" w:tplc="04090003" w:tentative="1">
+      <w:start w:val="1"/>
+      <w:numFmt w:val="bullet"/>
+      <w:lvlText w:val="o"/>
+      <w:lvlJc w:val="left"/>
+      <w:pPr>
+        <w:ind w:left="6120" w:hanging="360"/>
+      </w:pPr>
+      <w:rPr>
+        <w:rFonts w:ascii="Courier New" w:cs="Courier New" w:hAnsi="Courier New" w:hint="default"/>
+      </w:rPr>
+    </w:lvl>
+    <w:lvl w:ilvl="8" w:tplc="04090005" w:tentative="1">
+      <w:start w:val="1"/>
+      <w:numFmt w:val="bullet"/>
+      <w:lvlText w:val=""/>
+      <w:lvlJc w:val="left"/>
+      <w:pPr>
+        <w:ind w:left="6840" w:hanging="360"/>
+      </w:pPr>
+      <w:rPr>
+        <w:rFonts w:ascii="Wingdings" w:hAnsi="Wingdings" w:hint="default"/>
+      </w:rPr>
+    </w:lvl>
+  </w:abstractNum>
+  <w:abstractNum w:abstractNumId="10">
+    <w:nsid w:val="0000000A"/>
+    <w:multiLevelType w:val="hybridMultilevel"/>
+    <w:tmpl w:val="00000000"/>
+    <w:lvl w:ilvl="0" w:tplc="04090001">
+      <w:start w:val="1"/>
+      <w:numFmt w:val="bullet"/>
+      <w:lvlText w:val=""/>
+      <w:lvlJc w:val="left"/>
+      <w:pPr>
+        <w:ind w:left="1080" w:hanging="360"/>
+      </w:pPr>
+      <w:rPr>
+        <w:rFonts w:ascii="Symbol" w:hAnsi="Symbol" w:hint="default"/>
+      </w:rPr>
+    </w:lvl>
+    <w:lvl w:ilvl="1" w:tplc="04090003" w:tentative="1">
+      <w:start w:val="1"/>
+      <w:numFmt w:val="bullet"/>
+      <w:lvlText w:val="o"/>
+      <w:lvlJc w:val="left"/>
+      <w:pPr>
+        <w:ind w:left="1800" w:hanging="360"/>
+      </w:pPr>
+      <w:rPr>
+        <w:rFonts w:ascii="Courier New" w:cs="Courier New" w:hAnsi="Courier New" w:hint="default"/>
+      </w:rPr>
+    </w:lvl>
+    <w:lvl w:ilvl="2" w:tplc="04090005" w:tentative="1">
+      <w:start w:val="1"/>
+      <w:numFmt w:val="bullet"/>
+      <w:lvlText w:val=""/>
+      <w:lvlJc w:val="left"/>
+      <w:pPr>
+        <w:ind w:left="2520" w:hanging="360"/>
+      </w:pPr>
+      <w:rPr>
+        <w:rFonts w:ascii="Wingdings" w:hAnsi="Wingdings" w:hint="default"/>
+      </w:rPr>
+    </w:lvl>
+    <w:lvl w:ilvl="3" w:tplc="04090001" w:tentative="1">
+      <w:start w:val="1"/>
+      <w:numFmt w:val="bullet"/>
+      <w:lvlText w:val=""/>
+      <w:lvlJc w:val="left"/>
+      <w:pPr>
+        <w:ind w:left="3240" w:hanging="360"/>
+      </w:pPr>
+      <w:rPr>
+        <w:rFonts w:ascii="Symbol" w:hAnsi="Symbol" w:hint="default"/>
+      </w:rPr>
+    </w:lvl>
+    <w:lvl w:ilvl="4" w:tplc="04090003" w:tentative="1">
+      <w:start w:val="1"/>
+      <w:numFmt w:val="bullet"/>
+      <w:lvlText w:val="o"/>
+      <w:lvlJc w:val="left"/>
+      <w:pPr>
+        <w:ind w:left="3960" w:hanging="360"/>
+      </w:pPr>
+      <w:rPr>
+        <w:rFonts w:ascii="Courier New" w:cs="Courier New" w:hAnsi="Courier New" w:hint="default"/>
+      </w:rPr>
+    </w:lvl>
+    <w:lvl w:ilvl="5" w:tplc="04090005" w:tentative="1">
+      <w:start w:val="1"/>
+      <w:numFmt w:val="bullet"/>
+      <w:lvlText w:val=""/>
+      <w:lvlJc w:val="left"/>
+      <w:pPr>
+        <w:ind w:left="4680" w:hanging="360"/>
+      </w:pPr>
+      <w:rPr>
+        <w:rFonts w:ascii="Wingdings" w:hAnsi="Wingdings" w:hint="default"/>
+      </w:rPr>
+    </w:lvl>
+    <w:lvl w:ilvl="6" w:tplc="04090001" w:tentative="1">
+      <w:start w:val="1"/>
+      <w:numFmt w:val="bullet"/>
+      <w:lvlText w:val=""/>
+      <w:lvlJc w:val="left"/>
+      <w:pPr>
+        <w:ind w:left="5400" w:hanging="360"/>
+      </w:pPr>
+      <w:rPr>
+        <w:rFonts w:ascii="Symbol" w:hAnsi="Symbol" w:hint="default"/>
+      </w:rPr>
+    </w:lvl>
+    <w:lvl w:ilvl="7" w:tplc="04090003" w:tentative="1">
+      <w:start w:val="1"/>
+      <w:numFmt w:val="bullet"/>
+      <w:lvlText w:val="o"/>
+      <w:lvlJc w:val="left"/>
+      <w:pPr>
+        <w:ind w:left="6120" w:hanging="360"/>
+      </w:pPr>
+      <w:rPr>
+        <w:rFonts w:ascii="Courier New" w:cs="Courier New" w:hAnsi="Courier New" w:hint="default"/>
+      </w:rPr>
+    </w:lvl>
+    <w:lvl w:ilvl="8" w:tplc="04090005" w:tentative="1">
+      <w:start w:val="1"/>
+      <w:numFmt w:val="bullet"/>
+      <w:lvlText w:val=""/>
+      <w:lvlJc w:val="left"/>
+      <w:pPr>
+        <w:ind w:left="6840" w:hanging="360"/>
+      </w:pPr>
+      <w:rPr>
+        <w:rFonts w:ascii="Wingdings" w:hAnsi="Wingdings" w:hint="default"/>
+      </w:rPr>
+    </w:lvl>
+  </w:abstractNum>
+  <w:abstractNum w:abstractNumId="11">
+    <w:nsid w:val="0000000B"/>
+    <w:multiLevelType w:val="hybridMultilevel"/>
+    <w:tmpl w:val="00000000"/>
+    <w:lvl w:ilvl="0" w:tplc="04090001">
+      <w:start w:val="1"/>
+      <w:numFmt w:val="bullet"/>
+      <w:lvlText w:val=""/>
+      <w:lvlJc w:val="left"/>
+      <w:pPr>
+        <w:ind w:left="1080" w:hanging="360"/>
+      </w:pPr>
+      <w:rPr>
+        <w:rFonts w:ascii="Symbol" w:hAnsi="Symbol" w:hint="default"/>
+      </w:rPr>
+    </w:lvl>
+    <w:lvl w:ilvl="1" w:tplc="04090003" w:tentative="1">
+      <w:start w:val="1"/>
+      <w:numFmt w:val="bullet"/>
+      <w:lvlText w:val="o"/>
+      <w:lvlJc w:val="left"/>
+      <w:pPr>
+        <w:ind w:left="1800" w:hanging="360"/>
+      </w:pPr>
+      <w:rPr>
+        <w:rFonts w:ascii="Courier New" w:cs="Courier New" w:hAnsi="Courier New" w:hint="default"/>
+      </w:rPr>
+    </w:lvl>
+    <w:lvl w:ilvl="2" w:tplc="04090005" w:tentative="1">
+      <w:start w:val="1"/>
+      <w:numFmt w:val="bullet"/>
+      <w:lvlText w:val=""/>
+      <w:lvlJc w:val="left"/>
+      <w:pPr>
+        <w:ind w:left="2520" w:hanging="360"/>
+      </w:pPr>
+      <w:rPr>
+        <w:rFonts w:ascii="Wingdings" w:hAnsi="Wingdings" w:hint="default"/>
+      </w:rPr>
+    </w:lvl>
+    <w:lvl w:ilvl="3" w:tplc="04090001" w:tentative="1">
+      <w:start w:val="1"/>
+      <w:numFmt w:val="bullet"/>
+      <w:lvlText w:val=""/>
+      <w:lvlJc w:val="left"/>
+      <w:pPr>
+        <w:ind w:left="3240" w:hanging="360"/>
+      </w:pPr>
+      <w:rPr>
+        <w:rFonts w:ascii="Symbol" w:hAnsi="Symbol" w:hint="default"/>
+      </w:rPr>
+    </w:lvl>
+    <w:lvl w:ilvl="4" w:tplc="04090003" w:tentative="1">
+      <w:start w:val="1"/>
+      <w:numFmt w:val="bullet"/>
+      <w:lvlText w:val="o"/>
+      <w:lvlJc w:val="left"/>
+      <w:pPr>
+        <w:ind w:left="3960" w:hanging="360"/>
+      </w:pPr>
+      <w:rPr>
+        <w:rFonts w:ascii="Courier New" w:cs="Courier New" w:hAnsi="Courier New" w:hint="default"/>
+      </w:rPr>
+    </w:lvl>
+    <w:lvl w:ilvl="5" w:tplc="04090005" w:tentative="1">
+      <w:start w:val="1"/>
+      <w:numFmt w:val="bullet"/>
+      <w:lvlText w:val=""/>
+      <w:lvlJc w:val="left"/>
+      <w:pPr>
+        <w:ind w:left="4680" w:hanging="360"/>
+      </w:pPr>
+      <w:rPr>
+        <w:rFonts w:ascii="Wingdings" w:hAnsi="Wingdings" w:hint="default"/>
+      </w:rPr>
+    </w:lvl>
+    <w:lvl w:ilvl="6" w:tplc="04090001" w:tentative="1">
+      <w:start w:val="1"/>
+      <w:numFmt w:val="bullet"/>
+      <w:lvlText w:val=""/>
+      <w:lvlJc w:val="left"/>
+      <w:pPr>
+        <w:ind w:left="5400" w:hanging="360"/>
+      </w:pPr>
+      <w:rPr>
+        <w:rFonts w:ascii="Symbol" w:hAnsi="Symbol" w:hint="default"/>
+      </w:rPr>
+    </w:lvl>
+    <w:lvl w:ilvl="7" w:tplc="04090003" w:tentative="1">
+      <w:start w:val="1"/>
+      <w:numFmt w:val="bullet"/>
+      <w:lvlText w:val="o"/>
+      <w:lvlJc w:val="left"/>
+      <w:pPr>
+        <w:ind w:left="6120" w:hanging="360"/>
+      </w:pPr>
+      <w:rPr>
+        <w:rFonts w:ascii="Courier New" w:cs="Courier New" w:hAnsi="Courier New" w:hint="default"/>
+      </w:rPr>
+    </w:lvl>
+    <w:lvl w:ilvl="8" w:tplc="04090005" w:tentative="1">
+      <w:start w:val="1"/>
+      <w:numFmt w:val="bullet"/>
+      <w:lvlText w:val=""/>
+      <w:lvlJc w:val="left"/>
+      <w:pPr>
+        <w:ind w:left="6840" w:hanging="360"/>
+      </w:pPr>
+      <w:rPr>
+        <w:rFonts w:ascii="Wingdings" w:hAnsi="Wingdings" w:hint="default"/>
+      </w:rPr>
+    </w:lvl>
+  </w:abstractNum>
+  <w:abstractNum w:abstractNumId="12">
+    <w:nsid w:val="0000000C"/>
+    <w:multiLevelType w:val="hybridMultilevel"/>
+    <w:tmpl w:val="00000000"/>
+    <w:lvl w:ilvl="0" w:tplc="04090001">
+      <w:start w:val="1"/>
+      <w:numFmt w:val="bullet"/>
+      <w:lvlText w:val=""/>
+      <w:lvlJc w:val="left"/>
+      <w:pPr>
+        <w:ind w:left="1080" w:hanging="360"/>
+      </w:pPr>
+      <w:rPr>
+        <w:rFonts w:ascii="Symbol" w:hAnsi="Symbol" w:hint="default"/>
+      </w:rPr>
+    </w:lvl>
+    <w:lvl w:ilvl="1" w:tplc="04090003" w:tentative="1">
+      <w:start w:val="1"/>
+      <w:numFmt w:val="bullet"/>
+      <w:lvlText w:val="o"/>
+      <w:lvlJc w:val="left"/>
+      <w:pPr>
+        <w:ind w:left="1800" w:hanging="360"/>
+      </w:pPr>
+      <w:rPr>
+        <w:rFonts w:ascii="Courier New" w:cs="Courier New" w:hAnsi="Courier New" w:hint="default"/>
+      </w:rPr>
+    </w:lvl>
+    <w:lvl w:ilvl="2" w:tplc="04090005" w:tentative="1">
+      <w:start w:val="1"/>
+      <w:numFmt w:val="bullet"/>
+      <w:lvlText w:val=""/>
+      <w:lvlJc w:val="left"/>
+      <w:pPr>
+        <w:ind w:left="2520" w:hanging="360"/>
+      </w:pPr>
+      <w:rPr>
+        <w:rFonts w:ascii="Wingdings" w:hAnsi="Wingdings" w:hint="default"/>
+      </w:rPr>
+    </w:lvl>
+    <w:lvl w:ilvl="3" w:tplc="04090001" w:tentative="1">
+      <w:start w:val="1"/>
+      <w:numFmt w:val="bullet"/>
+      <w:lvlText w:val=""/>
+      <w:lvlJc w:val="left"/>
+      <w:pPr>
+        <w:ind w:left="3240" w:hanging="360"/>
+      </w:pPr>
+      <w:rPr>
+        <w:rFonts w:ascii="Symbol" w:hAnsi="Symbol" w:hint="default"/>
+      </w:rPr>
+    </w:lvl>
+    <w:lvl w:ilvl="4" w:tplc="04090003" w:tentative="1">
+      <w:start w:val="1"/>
+      <w:numFmt w:val="bullet"/>
+      <w:lvlText w:val="o"/>
+      <w:lvlJc w:val="left"/>
+      <w:pPr>
+        <w:ind w:left="3960" w:hanging="360"/>
+      </w:pPr>
+      <w:rPr>
+        <w:rFonts w:ascii="Courier New" w:cs="Courier New" w:hAnsi="Courier New" w:hint="default"/>
+      </w:rPr>
+    </w:lvl>
+    <w:lvl w:ilvl="5" w:tplc="04090005" w:tentative="1">
+      <w:start w:val="1"/>
+      <w:numFmt w:val="bullet"/>
+      <w:lvlText w:val=""/>
+      <w:lvlJc w:val="left"/>
+      <w:pPr>
+        <w:ind w:left="4680" w:hanging="360"/>
+      </w:pPr>
+      <w:rPr>
+        <w:rFonts w:ascii="Wingdings" w:hAnsi="Wingdings" w:hint="default"/>
+      </w:rPr>
+    </w:lvl>
+    <w:lvl w:ilvl="6" w:tplc="04090001" w:tentative="1">
+      <w:start w:val="1"/>
+      <w:numFmt w:val="bullet"/>
+      <w:lvlText w:val=""/>
+      <w:lvlJc w:val="left"/>
+      <w:pPr>
+        <w:ind w:left="5400" w:hanging="360"/>
+      </w:pPr>
+      <w:rPr>
+        <w:rFonts w:ascii="Symbol" w:hAnsi="Symbol" w:hint="default"/>
+      </w:rPr>
+    </w:lvl>
+    <w:lvl w:ilvl="7" w:tplc="04090003" w:tentative="1">
+      <w:start w:val="1"/>
+      <w:numFmt w:val="bullet"/>
+      <w:lvlText w:val="o"/>
+      <w:lvlJc w:val="left"/>
+      <w:pPr>
+        <w:ind w:left="6120" w:hanging="360"/>
+      </w:pPr>
+      <w:rPr>
+        <w:rFonts w:ascii="Courier New" w:cs="Courier New" w:hAnsi="Courier New" w:hint="default"/>
+      </w:rPr>
+    </w:lvl>
+    <w:lvl w:ilvl="8" w:tplc="04090005" w:tentative="1">
+      <w:start w:val="1"/>
+      <w:numFmt w:val="bullet"/>
+      <w:lvlText w:val=""/>
+      <w:lvlJc w:val="left"/>
+      <w:pPr>
+        <w:ind w:left="6840" w:hanging="360"/>
+      </w:pPr>
+      <w:rPr>
+        <w:rFonts w:ascii="Wingdings" w:hAnsi="Wingdings" w:hint="default"/>
+      </w:rPr>
+    </w:lvl>
+  </w:abstractNum>
+  <w:abstractNum w:abstractNumId="13">
+    <w:nsid w:val="0000000D"/>
+    <w:multiLevelType w:val="hybridMultilevel"/>
+    <w:tmpl w:val="00000000"/>
+    <w:lvl w:ilvl="0" w:tplc="04090001">
+      <w:start w:val="1"/>
+      <w:numFmt w:val="bullet"/>
+      <w:lvlText w:val=""/>
+      <w:lvlJc w:val="left"/>
+      <w:pPr>
+        <w:ind w:left="720" w:hanging="360"/>
+      </w:pPr>
+      <w:rPr>
+        <w:rFonts w:ascii="Symbol" w:hAnsi="Symbol" w:hint="default"/>
+      </w:rPr>
+    </w:lvl>
+    <w:lvl w:ilvl="1" w:tplc="04090003" w:tentative="1">
+      <w:start w:val="1"/>
+      <w:numFmt w:val="bullet"/>
+      <w:lvlText w:val="o"/>
+      <w:lvlJc w:val="left"/>
+      <w:pPr>
+        <w:ind w:left="1440" w:hanging="360"/>
+      </w:pPr>
+      <w:rPr>
+        <w:rFonts w:ascii="Courier New" w:cs="Courier New" w:hAnsi="Courier New" w:hint="default"/>
+      </w:rPr>
+    </w:lvl>
+    <w:lvl w:ilvl="2" w:tplc="04090005" w:tentative="1">
+      <w:start w:val="1"/>
+      <w:numFmt w:val="bullet"/>
+      <w:lvlText w:val=""/>
+      <w:lvlJc w:val="left"/>
+      <w:pPr>
+        <w:ind w:left="2160" w:hanging="360"/>
+      </w:pPr>
+      <w:rPr>
+        <w:rFonts w:ascii="Wingdings" w:hAnsi="Wingdings" w:hint="default"/>
+      </w:rPr>
+    </w:lvl>
+    <w:lvl w:ilvl="3" w:tplc="04090001" w:tentative="1">
+      <w:start w:val="1"/>
+      <w:numFmt w:val="bullet"/>
+      <w:lvlText w:val=""/>
+      <w:lvlJc w:val="left"/>
+      <w:pPr>
+        <w:ind w:left="2880" w:hanging="360"/>
+      </w:pPr>
+      <w:rPr>
+        <w:rFonts w:ascii="Symbol" w:hAnsi="Symbol" w:hint="default"/>
+      </w:rPr>
+    </w:lvl>
+    <w:lvl w:ilvl="4" w:tplc="04090003" w:tentative="1">
+      <w:start w:val="1"/>
+      <w:numFmt w:val="bullet"/>
+      <w:lvlText w:val="o"/>
+      <w:lvlJc w:val="left"/>
+      <w:pPr>
+        <w:ind w:left="3600" w:hanging="360"/>
+      </w:pPr>
+      <w:rPr>
+        <w:rFonts w:ascii="Courier New" w:cs="Courier New" w:hAnsi="Courier New" w:hint="default"/>
+      </w:rPr>
+    </w:lvl>
+    <w:lvl w:ilvl="5" w:tplc="04090005" w:tentative="1">
+      <w:start w:val="1"/>
+      <w:numFmt w:val="bullet"/>
+      <w:lvlText w:val=""/>
+      <w:lvlJc w:val="left"/>
+      <w:pPr>
+        <w:ind w:left="4320" w:hanging="360"/>
+      </w:pPr>
+      <w:rPr>
+        <w:rFonts w:ascii="Wingdings" w:hAnsi="Wingdings" w:hint="default"/>
+      </w:rPr>
+    </w:lvl>
+    <w:lvl w:ilvl="6" w:tplc="04090001" w:tentative="1">
+      <w:start w:val="1"/>
+      <w:numFmt w:val="bullet"/>
+      <w:lvlText w:val=""/>
+      <w:lvlJc w:val="left"/>
+      <w:pPr>
+        <w:ind w:left="5040" w:hanging="360"/>
+      </w:pPr>
+      <w:rPr>
+        <w:rFonts w:ascii="Symbol" w:hAnsi="Symbol" w:hint="default"/>
+      </w:rPr>
+    </w:lvl>
+    <w:lvl w:ilvl="7" w:tplc="04090003" w:tentative="1">
+      <w:start w:val="1"/>
+      <w:numFmt w:val="bullet"/>
+      <w:lvlText w:val="o"/>
+      <w:lvlJc w:val="left"/>
+      <w:pPr>
+        <w:ind w:left="5760" w:hanging="360"/>
+      </w:pPr>
+      <w:rPr>
+        <w:rFonts w:ascii="Courier New" w:cs="Courier New" w:hAnsi="Courier New" w:hint="default"/>
+      </w:rPr>
+    </w:lvl>
+    <w:lvl w:ilvl="8" w:tplc="04090005" w:tentative="1">
+      <w:start w:val="1"/>
+      <w:numFmt w:val="bullet"/>
+      <w:lvlText w:val=""/>
+      <w:lvlJc w:val="left"/>
+      <w:pPr>
+        <w:ind w:left="6480" w:hanging="360"/>
+      </w:pPr>
+      <w:rPr>
+        <w:rFonts w:ascii="Wingdings" w:hAnsi="Wingdings" w:hint="default"/>
+      </w:rPr>
+    </w:lvl>
+  </w:abstractNum>
+  <w:abstractNum w:abstractNumId="14">
+    <w:nsid w:val="0000000E"/>
+    <w:multiLevelType w:val="hybridMultilevel"/>
+    <w:tmpl w:val="00000000"/>
+    <w:lvl w:ilvl="0" w:tplc="04090001">
+      <w:start w:val="1"/>
+      <w:numFmt w:val="bullet"/>
+      <w:lvlText w:val=""/>
+      <w:lvlJc w:val="left"/>
+      <w:pPr>
+        <w:ind w:left="1080" w:hanging="360"/>
+      </w:pPr>
+      <w:rPr>
+        <w:rFonts w:ascii="Symbol" w:hAnsi="Symbol" w:hint="default"/>
+      </w:rPr>
+    </w:lvl>
+    <w:lvl w:ilvl="1" w:tplc="04090003" w:tentative="1">
+      <w:start w:val="1"/>
+      <w:numFmt w:val="bullet"/>
+      <w:lvlText w:val="o"/>
+      <w:lvlJc w:val="left"/>
+      <w:pPr>
+        <w:ind w:left="1800" w:hanging="360"/>
+      </w:pPr>
+      <w:rPr>
+        <w:rFonts w:ascii="Courier New" w:cs="Courier New" w:hAnsi="Courier New" w:hint="default"/>
+      </w:rPr>
+    </w:lvl>
+    <w:lvl w:ilvl="2" w:tplc="04090005" w:tentative="1">
+      <w:start w:val="1"/>
+      <w:numFmt w:val="bullet"/>
+      <w:lvlText w:val=""/>
+      <w:lvlJc w:val="left"/>
+      <w:pPr>
+        <w:ind w:left="2520" w:hanging="360"/>
+      </w:pPr>
+      <w:rPr>
+        <w:rFonts w:ascii="Wingdings" w:hAnsi="Wingdings" w:hint="default"/>
+      </w:rPr>
+    </w:lvl>
+    <w:lvl w:ilvl="3" w:tplc="04090001" w:tentative="1">
+      <w:start w:val="1"/>
+      <w:numFmt w:val="bullet"/>
+      <w:lvlText w:val=""/>
+      <w:lvlJc w:val="left"/>
+      <w:pPr>
+        <w:ind w:left="3240" w:hanging="360"/>
+      </w:pPr>
+      <w:rPr>
+        <w:rFonts w:ascii="Symbol" w:hAnsi="Symbol" w:hint="default"/>
+      </w:rPr>
+    </w:lvl>
+    <w:lvl w:ilvl="4" w:tplc="04090003" w:tentative="1">
+      <w:start w:val="1"/>
+      <w:numFmt w:val="bullet"/>
+      <w:lvlText w:val="o"/>
+      <w:lvlJc w:val="left"/>
+      <w:pPr>
+        <w:ind w:left="3960" w:hanging="360"/>
+      </w:pPr>
+      <w:rPr>
+        <w:rFonts w:ascii="Courier New" w:cs="Courier New" w:hAnsi="Courier New" w:hint="default"/>
+      </w:rPr>
+    </w:lvl>
+    <w:lvl w:ilvl="5" w:tplc="04090005" w:tentative="1">
+      <w:start w:val="1"/>
+      <w:numFmt w:val="bullet"/>
+      <w:lvlText w:val=""/>
+      <w:lvlJc w:val="left"/>
+      <w:pPr>
+        <w:ind w:left="4680" w:hanging="360"/>
+      </w:pPr>
+      <w:rPr>
+        <w:rFonts w:ascii="Wingdings" w:hAnsi="Wingdings" w:hint="default"/>
+      </w:rPr>
+    </w:lvl>
+    <w:lvl w:ilvl="6" w:tplc="04090001" w:tentative="1">
+      <w:start w:val="1"/>
+      <w:numFmt w:val="bullet"/>
+      <w:lvlText w:val=""/>
+      <w:lvlJc w:val="left"/>
+      <w:pPr>
+        <w:ind w:left="5400" w:hanging="360"/>
+      </w:pPr>
+      <w:rPr>
+        <w:rFonts w:ascii="Symbol" w:hAnsi="Symbol" w:hint="default"/>
+      </w:rPr>
+    </w:lvl>
+    <w:lvl w:ilvl="7" w:tplc="04090003" w:tentative="1">
+      <w:start w:val="1"/>
+      <w:numFmt w:val="bullet"/>
+      <w:lvlText w:val="o"/>
+      <w:lvlJc w:val="left"/>
+      <w:pPr>
+        <w:ind w:left="6120" w:hanging="360"/>
+      </w:pPr>
+      <w:rPr>
+        <w:rFonts w:ascii="Courier New" w:cs="Courier New" w:hAnsi="Courier New" w:hint="default"/>
+      </w:rPr>
+    </w:lvl>
+    <w:lvl w:ilvl="8" w:tplc="04090005" w:tentative="1">
+      <w:start w:val="1"/>
+      <w:numFmt w:val="bullet"/>
+      <w:lvlText w:val=""/>
+      <w:lvlJc w:val="left"/>
+      <w:pPr>
+        <w:ind w:left="6840" w:hanging="360"/>
+      </w:pPr>
+      <w:rPr>
+        <w:rFonts w:ascii="Wingdings" w:hAnsi="Wingdings" w:hint="default"/>
+      </w:rPr>
+    </w:lvl>
+  </w:abstractNum>
+  <w:abstractNum w:abstractNumId="15">
+    <w:nsid w:val="0000000F"/>
+    <w:multiLevelType w:val="hybridMultilevel"/>
+    <w:tmpl w:val="00000000"/>
+    <w:lvl w:ilvl="0" w:tplc="04090001">
+      <w:start w:val="1"/>
+      <w:numFmt w:val="bullet"/>
+      <w:lvlText w:val=""/>
+      <w:lvlJc w:val="left"/>
+      <w:pPr>
+        <w:ind w:left="720" w:hanging="360"/>
+      </w:pPr>
+      <w:rPr>
+        <w:rFonts w:ascii="Symbol" w:hAnsi="Symbol" w:hint="default"/>
+      </w:rPr>
+    </w:lvl>
+    <w:lvl w:ilvl="1" w:tplc="04090003" w:tentative="1">
+      <w:start w:val="1"/>
+      <w:numFmt w:val="bullet"/>
+      <w:lvlText w:val="o"/>
+      <w:lvlJc w:val="left"/>
+      <w:pPr>
+        <w:ind w:left="1440" w:hanging="360"/>
+      </w:pPr>
+      <w:rPr>
+        <w:rFonts w:ascii="Courier New" w:cs="Courier New" w:hAnsi="Courier New" w:hint="default"/>
+      </w:rPr>
+    </w:lvl>
+    <w:lvl w:ilvl="2" w:tplc="04090005" w:tentative="1">
+      <w:start w:val="1"/>
+      <w:numFmt w:val="bullet"/>
+      <w:lvlText w:val=""/>
+      <w:lvlJc w:val="left"/>
+      <w:pPr>
+        <w:ind w:left="2160" w:hanging="360"/>
+      </w:pPr>
+      <w:rPr>
+        <w:rFonts w:ascii="Wingdings" w:hAnsi="Wingdings" w:hint="default"/>
+      </w:rPr>
+    </w:lvl>
+    <w:lvl w:ilvl="3" w:tplc="04090001" w:tentative="1">
+      <w:start w:val="1"/>
+      <w:numFmt w:val="bullet"/>
+      <w:lvlText w:val=""/>
+      <w:lvlJc w:val="left"/>
+      <w:pPr>
+        <w:ind w:left="2880" w:hanging="360"/>
+      </w:pPr>
+      <w:rPr>
+        <w:rFonts w:ascii="Symbol" w:hAnsi="Symbol" w:hint="default"/>
+      </w:rPr>
+    </w:lvl>
+    <w:lvl w:ilvl="4" w:tplc="04090003" w:tentative="1">
+      <w:start w:val="1"/>
+      <w:numFmt w:val="bullet"/>
+      <w:lvlText w:val="o"/>
+      <w:lvlJc w:val="left"/>
+      <w:pPr>
+        <w:ind w:left="3600" w:hanging="360"/>
+      </w:pPr>
+      <w:rPr>
+        <w:rFonts w:ascii="Courier New" w:cs="Courier New" w:hAnsi="Courier New" w:hint="default"/>
+      </w:rPr>
+    </w:lvl>
+    <w:lvl w:ilvl="5" w:tplc="04090005" w:tentative="1">
+      <w:start w:val="1"/>
+      <w:numFmt w:val="bullet"/>
+      <w:lvlText w:val=""/>
+      <w:lvlJc w:val="left"/>
+      <w:pPr>
+        <w:ind w:left="4320" w:hanging="360"/>
+      </w:pPr>
+      <w:rPr>
+        <w:rFonts w:ascii="Wingdings" w:hAnsi="Wingdings" w:hint="default"/>
+      </w:rPr>
+    </w:lvl>
+    <w:lvl w:ilvl="6" w:tplc="04090001" w:tentative="1">
+      <w:start w:val="1"/>
+      <w:numFmt w:val="bullet"/>
+      <w:lvlText w:val=""/>
+      <w:lvlJc w:val="left"/>
+      <w:pPr>
+        <w:ind w:left="5040" w:hanging="360"/>
+      </w:pPr>
+      <w:rPr>
+        <w:rFonts w:ascii="Symbol" w:hAnsi="Symbol" w:hint="default"/>
+      </w:rPr>
+    </w:lvl>
+    <w:lvl w:ilvl="7" w:tplc="04090003" w:tentative="1">
+      <w:start w:val="1"/>
+      <w:numFmt w:val="bullet"/>
+      <w:lvlText w:val="o"/>
+      <w:lvlJc w:val="left"/>
+      <w:pPr>
+        <w:ind w:left="5760" w:hanging="360"/>
+      </w:pPr>
+      <w:rPr>
+        <w:rFonts w:ascii="Courier New" w:cs="Courier New" w:hAnsi="Courier New" w:hint="default"/>
+      </w:rPr>
+    </w:lvl>
+    <w:lvl w:ilvl="8" w:tplc="04090005" w:tentative="1">
+      <w:start w:val="1"/>
+      <w:numFmt w:val="bullet"/>
+      <w:lvlText w:val=""/>
+      <w:lvlJc w:val="left"/>
+      <w:pPr>
+        <w:ind w:left="6480" w:hanging="360"/>
+      </w:pPr>
+      <w:rPr>
+        <w:rFonts w:ascii="Wingdings" w:hAnsi="Wingdings" w:hint="default"/>
+      </w:rPr>
+    </w:lvl>
+  </w:abstractNum>
+  <w:abstractNum w:abstractNumId="16">
+    <w:nsid w:val="00000010"/>
+    <w:multiLevelType w:val="hybridMultilevel"/>
+    <w:tmpl w:val="00000000"/>
+    <w:lvl w:ilvl="0" w:tplc="04090001">
+      <w:start w:val="1"/>
+      <w:numFmt w:val="bullet"/>
+      <w:lvlText w:val=""/>
+      <w:lvlJc w:val="left"/>
+      <w:pPr>
+        <w:ind w:left="720" w:hanging="360"/>
+      </w:pPr>
+      <w:rPr>
+        <w:rFonts w:ascii="Symbol" w:hAnsi="Symbol" w:hint="default"/>
+      </w:rPr>
+    </w:lvl>
+    <w:lvl w:ilvl="1" w:tplc="04090003" w:tentative="1">
+      <w:start w:val="1"/>
+      <w:numFmt w:val="bullet"/>
+      <w:lvlText w:val="o"/>
+      <w:lvlJc w:val="left"/>
+      <w:pPr>
+        <w:ind w:left="1440" w:hanging="360"/>
+      </w:pPr>
+      <w:rPr>
+        <w:rFonts w:ascii="Courier New" w:cs="Courier New" w:hAnsi="Courier New" w:hint="default"/>
+      </w:rPr>
+    </w:lvl>
+    <w:lvl w:ilvl="2" w:tplc="04090005" w:tentative="1">
+      <w:start w:val="1"/>
+      <w:numFmt w:val="bullet"/>
+      <w:lvlText w:val=""/>
+      <w:lvlJc w:val="left"/>
+      <w:pPr>
+        <w:ind w:left="2160" w:hanging="360"/>
+      </w:pPr>
+      <w:rPr>
+        <w:rFonts w:ascii="Wingdings" w:hAnsi="Wingdings" w:hint="default"/>
+      </w:rPr>
+    </w:lvl>
+    <w:lvl w:ilvl="3" w:tplc="04090001" w:tentative="1">
+      <w:start w:val="1"/>
+      <w:numFmt w:val="bullet"/>
+      <w:lvlText w:val=""/>
+      <w:lvlJc w:val="left"/>
+      <w:pPr>
+        <w:ind w:left="2880" w:hanging="360"/>
+      </w:pPr>
+      <w:rPr>
+        <w:rFonts w:ascii="Symbol" w:hAnsi="Symbol" w:hint="default"/>
+      </w:rPr>
+    </w:lvl>
+    <w:lvl w:ilvl="4" w:tplc="04090003" w:tentative="1">
+      <w:start w:val="1"/>
+      <w:numFmt w:val="bullet"/>
+      <w:lvlText w:val="o"/>
+      <w:lvlJc w:val="left"/>
+      <w:pPr>
+        <w:ind w:left="3600" w:hanging="360"/>
+      </w:pPr>
+      <w:rPr>
+        <w:rFonts w:ascii="Courier New" w:cs="Courier New" w:hAnsi="Courier New" w:hint="default"/>
+      </w:rPr>
+    </w:lvl>
+    <w:lvl w:ilvl="5" w:tplc="04090005" w:tentative="1">
+      <w:start w:val="1"/>
+      <w:numFmt w:val="bullet"/>
+      <w:lvlText w:val=""/>
+      <w:lvlJc w:val="left"/>
+      <w:pPr>
+        <w:ind w:left="4320" w:hanging="360"/>
+      </w:pPr>
+      <w:rPr>
+        <w:rFonts w:ascii="Wingdings" w:hAnsi="Wingdings" w:hint="default"/>
+      </w:rPr>
+    </w:lvl>
+    <w:lvl w:ilvl="6" w:tplc="04090001" w:tentative="1">
+      <w:start w:val="1"/>
+      <w:numFmt w:val="bullet"/>
+      <w:lvlText w:val=""/>
+      <w:lvlJc w:val="left"/>
+      <w:pPr>
+        <w:ind w:left="5040" w:hanging="360"/>
+      </w:pPr>
+      <w:rPr>
+        <w:rFonts w:ascii="Symbol" w:hAnsi="Symbol" w:hint="default"/>
+      </w:rPr>
+    </w:lvl>
+    <w:lvl w:ilvl="7" w:tplc="04090003" w:tentative="1">
+      <w:start w:val="1"/>
+      <w:numFmt w:val="bullet"/>
+      <w:lvlText w:val="o"/>
+      <w:lvlJc w:val="left"/>
+      <w:pPr>
+        <w:ind w:left="5760" w:hanging="360"/>
+      </w:pPr>
+      <w:rPr>
+        <w:rFonts w:ascii="Courier New" w:cs="Courier New" w:hAnsi="Courier New" w:hint="default"/>
+      </w:rPr>
+    </w:lvl>
+    <w:lvl w:ilvl="8" w:tplc="04090005" w:tentative="1">
+      <w:start w:val="1"/>
+      <w:numFmt w:val="bullet"/>
+      <w:lvlText w:val=""/>
+      <w:lvlJc w:val="left"/>
+      <w:pPr>
+        <w:ind w:left="6480" w:hanging="360"/>
+      </w:pPr>
+      <w:rPr>
+        <w:rFonts w:ascii="Wingdings" w:hAnsi="Wingdings" w:hint="default"/>
+      </w:rPr>
+    </w:lvl>
+  </w:abstractNum>
+  <w:abstractNum w:abstractNumId="17">
+    <w:nsid w:val="00000011"/>
+    <w:multiLevelType w:val="hybridMultilevel"/>
+    <w:tmpl w:val="00000000"/>
+    <w:lvl w:ilvl="0" w:tplc="04090001">
+      <w:start w:val="1"/>
+      <w:numFmt w:val="bullet"/>
+      <w:lvlText w:val=""/>
+      <w:lvlJc w:val="left"/>
+      <w:pPr>
+        <w:ind w:left="720" w:hanging="360"/>
+      </w:pPr>
+      <w:rPr>
+        <w:rFonts w:ascii="Symbol" w:hAnsi="Symbol" w:hint="default"/>
+      </w:rPr>
+    </w:lvl>
+    <w:lvl w:ilvl="1" w:tplc="04090003" w:tentative="1">
+      <w:start w:val="1"/>
+      <w:numFmt w:val="bullet"/>
+      <w:lvlText w:val="o"/>
+      <w:lvlJc w:val="left"/>
+      <w:pPr>
+        <w:ind w:left="1440" w:hanging="360"/>
+      </w:pPr>
+      <w:rPr>
+        <w:rFonts w:ascii="Courier New" w:cs="Courier New" w:hAnsi="Courier New" w:hint="default"/>
+      </w:rPr>
+    </w:lvl>
+    <w:lvl w:ilvl="2" w:tplc="04090005" w:tentative="1">
+      <w:start w:val="1"/>
+      <w:numFmt w:val="bullet"/>
+      <w:lvlText w:val=""/>
+      <w:lvlJc w:val="left"/>
+      <w:pPr>
+        <w:ind w:left="2160" w:hanging="360"/>
+      </w:pPr>
+      <w:rPr>
+        <w:rFonts w:ascii="Wingdings" w:hAnsi="Wingdings" w:hint="default"/>
+      </w:rPr>
+    </w:lvl>
+    <w:lvl w:ilvl="3" w:tplc="04090001" w:tentative="1">
+      <w:start w:val="1"/>
+      <w:numFmt w:val="bullet"/>
+      <w:lvlText w:val=""/>
+      <w:lvlJc w:val="left"/>
+      <w:pPr>
+        <w:ind w:left="2880" w:hanging="360"/>
+      </w:pPr>
+      <w:rPr>
+        <w:rFonts w:ascii="Symbol" w:hAnsi="Symbol" w:hint="default"/>
+      </w:rPr>
+    </w:lvl>
+    <w:lvl w:ilvl="4" w:tplc="04090003" w:tentative="1">
+      <w:start w:val="1"/>
+      <w:numFmt w:val="bullet"/>
+      <w:lvlText w:val="o"/>
+      <w:lvlJc w:val="left"/>
+      <w:pPr>
+        <w:ind w:left="3600" w:hanging="360"/>
+      </w:pPr>
+      <w:rPr>
+        <w:rFonts w:ascii="Courier New" w:cs="Courier New" w:hAnsi="Courier New" w:hint="default"/>
+      </w:rPr>
+    </w:lvl>
+    <w:lvl w:ilvl="5" w:tplc="04090005" w:tentative="1">
+      <w:start w:val="1"/>
+      <w:numFmt w:val="bullet"/>
+      <w:lvlText w:val=""/>
+      <w:lvlJc w:val="left"/>
+      <w:pPr>
+        <w:ind w:left="4320" w:hanging="360"/>
+      </w:pPr>
+      <w:rPr>
+        <w:rFonts w:ascii="Wingdings" w:hAnsi="Wingdings" w:hint="default"/>
+      </w:rPr>
+    </w:lvl>
+    <w:lvl w:ilvl="6" w:tplc="04090001" w:tentative="1">
+      <w:start w:val="1"/>
+      <w:numFmt w:val="bullet"/>
+      <w:lvlText w:val=""/>
+      <w:lvlJc w:val="left"/>
+      <w:pPr>
+        <w:ind w:left="5040" w:hanging="360"/>
+      </w:pPr>
+      <w:rPr>
+        <w:rFonts w:ascii="Symbol" w:hAnsi="Symbol" w:hint="default"/>
+      </w:rPr>
+    </w:lvl>
+    <w:lvl w:ilvl="7" w:tplc="04090003" w:tentative="1">
+      <w:start w:val="1"/>
+      <w:numFmt w:val="bullet"/>
+      <w:lvlText w:val="o"/>
+      <w:lvlJc w:val="left"/>
+      <w:pPr>
+        <w:ind w:left="5760" w:hanging="360"/>
+      </w:pPr>
+      <w:rPr>
+        <w:rFonts w:ascii="Courier New" w:cs="Courier New" w:hAnsi="Courier New" w:hint="default"/>
       </w:rPr>
     </w:lvl>
     <w:lvl w:ilvl="8" w:tplc="04090005" w:tentative="1">
@@ -1428,414 +4232,79 @@
   <w:num w:numId="6">
     <w:abstractNumId w:val="0"/>
   </w:num>
+  <w:num w:numId="7">
+    <w:abstractNumId w:val="6"/>
+  </w:num>
+  <w:num w:numId="8">
+    <w:abstractNumId w:val="7"/>
+  </w:num>
+  <w:num w:numId="9">
+    <w:abstractNumId w:val="8"/>
+  </w:num>
+  <w:num w:numId="10">
+    <w:abstractNumId w:val="9"/>
+  </w:num>
+  <w:num w:numId="11">
+    <w:abstractNumId w:val="10"/>
+  </w:num>
+  <w:num w:numId="12">
+    <w:abstractNumId w:val="11"/>
+  </w:num>
+  <w:num w:numId="13">
+    <w:abstractNumId w:val="12"/>
+  </w:num>
+  <w:num w:numId="14">
+    <w:abstractNumId w:val="13"/>
+  </w:num>
+  <w:num w:numId="15">
+    <w:abstractNumId w:val="14"/>
+  </w:num>
+  <w:num w:numId="16">
+    <w:abstractNumId w:val="15"/>
+  </w:num>
+  <w:num w:numId="17">
+    <w:abstractNumId w:val="16"/>
+  </w:num>
+  <w:num w:numId="18">
+    <w:abstractNumId w:val="17"/>
+  </w:num>
 </w:numbering>
 </file>
 
 <file path=word/styles.xml><?xml version="1.0" encoding="utf-8"?>
-<w:styles xmlns:mc="http://schemas.openxmlformats.org/markup-compatibility/2006" xmlns:r="http://schemas.openxmlformats.org/officeDocument/2006/relationships" xmlns:w="http://schemas.openxmlformats.org/wordprocessingml/2006/main" xmlns:w14="http://schemas.microsoft.com/office/word/2010/wordml" xmlns:w15="http://schemas.microsoft.com/office/word/2012/wordml" xmlns:w16se="http://schemas.microsoft.com/office/word/2015/wordml/symex" mc:Ignorable="w14 w15 w16se">
+<w:styles xmlns:mc="http://schemas.openxmlformats.org/markup-compatibility/2006" xmlns:w="http://schemas.openxmlformats.org/wordprocessingml/2006/main" xmlns:w14="http://schemas.microsoft.com/office/word/2010/wordml" mc:Ignorable="w14">
   <w:docDefaults>
     <w:rPrDefault>
       <w:rPr>
-        <w:rFonts w:asciiTheme="minorHAnsi" w:eastAsiaTheme="minorHAnsi" w:hAnsiTheme="minorHAnsi" w:cstheme="minorBidi"/>
+        <w:rFonts w:ascii="Calibri" w:cs="宋体" w:eastAsia="Calibri" w:hAnsi="Calibri"/>
         <w:sz w:val="22"/>
         <w:szCs w:val="22"/>
-        <w:lang w:val="en-US" w:eastAsia="en-US" w:bidi="ar-SA"/>
+        <w:lang w:val="en-US" w:bidi="ar-SA" w:eastAsia="en-US"/>
       </w:rPr>
     </w:rPrDefault>
     <w:pPrDefault>
       <w:pPr>
-        <w:spacing w:after="160" w:line="259" w:lineRule="auto"/>
+        <w:spacing w:after="160" w:lineRule="auto" w:line="259"/>
       </w:pPr>
     </w:pPrDefault>
   </w:docDefaults>
-  <w:latentStyles w:defLockedState="0" w:defUIPriority="99" w:defSemiHidden="0" w:defUnhideWhenUsed="0" w:defQFormat="0" w:count="371">
-    <w:lsdException w:name="Normal" w:uiPriority="0" w:qFormat="1"/>
-    <w:lsdException w:name="heading 1" w:uiPriority="9" w:qFormat="1"/>
-    <w:lsdException w:name="heading 2" w:semiHidden="1" w:uiPriority="9" w:unhideWhenUsed="1" w:qFormat="1"/>
-    <w:lsdException w:name="heading 3" w:semiHidden="1" w:uiPriority="9" w:unhideWhenUsed="1" w:qFormat="1"/>
-    <w:lsdException w:name="heading 4" w:semiHidden="1" w:uiPriority="9" w:unhideWhenUsed="1" w:qFormat="1"/>
-    <w:lsdException w:name="heading 5" w:semiHidden="1" w:uiPriority="9" w:unhideWhenUsed="1" w:qFormat="1"/>
-    <w:lsdException w:name="heading 6" w:semiHidden="1" w:uiPriority="9" w:unhideWhenUsed="1" w:qFormat="1"/>
-    <w:lsdException w:name="heading 7" w:semiHidden="1" w:uiPriority="9" w:unhideWhenUsed="1" w:qFormat="1"/>
-    <w:lsdException w:name="heading 8" w:semiHidden="1" w:uiPriority="9" w:unhideWhenUsed="1" w:qFormat="1"/>
-    <w:lsdException w:name="heading 9" w:semiHidden="1" w:uiPriority="9" w:unhideWhenUsed="1" w:qFormat="1"/>
-    <w:lsdException w:name="index 1" w:semiHidden="1" w:unhideWhenUsed="1"/>
-    <w:lsdException w:name="index 2" w:semiHidden="1" w:unhideWhenUsed="1"/>
-    <w:lsdException w:name="index 3" w:semiHidden="1" w:unhideWhenUsed="1"/>
-    <w:lsdException w:name="index 4" w:semiHidden="1" w:unhideWhenUsed="1"/>
-    <w:lsdException w:name="index 5" w:semiHidden="1" w:unhideWhenUsed="1"/>
-    <w:lsdException w:name="index 6" w:semiHidden="1" w:unhideWhenUsed="1"/>
-    <w:lsdException w:name="index 7" w:semiHidden="1" w:unhideWhenUsed="1"/>
-    <w:lsdException w:name="index 8" w:semiHidden="1" w:unhideWhenUsed="1"/>
-    <w:lsdException w:name="index 9" w:semiHidden="1" w:unhideWhenUsed="1"/>
-    <w:lsdException w:name="toc 1" w:semiHidden="1" w:uiPriority="39" w:unhideWhenUsed="1"/>
-    <w:lsdException w:name="toc 2" w:semiHidden="1" w:uiPriority="39" w:unhideWhenUsed="1"/>
-    <w:lsdException w:name="toc 3" w:semiHidden="1" w:uiPriority="39" w:unhideWhenUsed="1"/>
-    <w:lsdException w:name="toc 4" w:semiHidden="1" w:uiPriority="39" w:unhideWhenUsed="1"/>
-    <w:lsdException w:name="toc 5" w:semiHidden="1" w:uiPriority="39" w:unhideWhenUsed="1"/>
-    <w:lsdException w:name="toc 6" w:semiHidden="1" w:uiPriority="39" w:unhideWhenUsed="1"/>
-    <w:lsdException w:name="toc 7" w:semiHidden="1" w:uiPriority="39" w:unhideWhenUsed="1"/>
-    <w:lsdException w:name="toc 8" w:semiHidden="1" w:uiPriority="39" w:unhideWhenUsed="1"/>
-    <w:lsdException w:name="toc 9" w:semiHidden="1" w:uiPriority="39" w:unhideWhenUsed="1"/>
-    <w:lsdException w:name="Normal Indent" w:semiHidden="1" w:unhideWhenUsed="1"/>
-    <w:lsdException w:name="footnote text" w:semiHidden="1" w:unhideWhenUsed="1"/>
-    <w:lsdException w:name="annotation text" w:semiHidden="1" w:unhideWhenUsed="1"/>
-    <w:lsdException w:name="header" w:semiHidden="1" w:unhideWhenUsed="1"/>
-    <w:lsdException w:name="footer" w:semiHidden="1" w:unhideWhenUsed="1"/>
-    <w:lsdException w:name="index heading" w:semiHidden="1" w:unhideWhenUsed="1"/>
-    <w:lsdException w:name="caption" w:semiHidden="1" w:uiPriority="35" w:unhideWhenUsed="1" w:qFormat="1"/>
-    <w:lsdException w:name="table of figures" w:semiHidden="1" w:unhideWhenUsed="1"/>
-    <w:lsdException w:name="envelope address" w:semiHidden="1" w:unhideWhenUsed="1"/>
-    <w:lsdException w:name="envelope return" w:semiHidden="1" w:unhideWhenUsed="1"/>
-    <w:lsdException w:name="footnote reference" w:semiHidden="1" w:unhideWhenUsed="1"/>
-    <w:lsdException w:name="annotation reference" w:semiHidden="1" w:unhideWhenUsed="1"/>
-    <w:lsdException w:name="line number" w:semiHidden="1" w:unhideWhenUsed="1"/>
-    <w:lsdException w:name="page number" w:semiHidden="1" w:unhideWhenUsed="1"/>
-    <w:lsdException w:name="endnote reference" w:semiHidden="1" w:unhideWhenUsed="1"/>
-    <w:lsdException w:name="endnote text" w:semiHidden="1" w:unhideWhenUsed="1"/>
-    <w:lsdException w:name="table of authorities" w:semiHidden="1" w:unhideWhenUsed="1"/>
-    <w:lsdException w:name="macro" w:semiHidden="1" w:unhideWhenUsed="1"/>
-    <w:lsdException w:name="toa heading" w:semiHidden="1" w:unhideWhenUsed="1"/>
-    <w:lsdException w:name="List" w:semiHidden="1" w:unhideWhenUsed="1"/>
-    <w:lsdException w:name="List Bullet" w:semiHidden="1" w:unhideWhenUsed="1"/>
-    <w:lsdException w:name="List Number" w:semiHidden="1" w:unhideWhenUsed="1"/>
-    <w:lsdException w:name="List 2" w:semiHidden="1" w:unhideWhenUsed="1"/>
-    <w:lsdException w:name="List 3" w:semiHidden="1" w:unhideWhenUsed="1"/>
-    <w:lsdException w:name="List 4" w:semiHidden="1" w:unhideWhenUsed="1"/>
-    <w:lsdException w:name="List 5" w:semiHidden="1" w:unhideWhenUsed="1"/>
-    <w:lsdException w:name="List Bullet 2" w:semiHidden="1" w:unhideWhenUsed="1"/>
-    <w:lsdException w:name="List Bullet 3" w:semiHidden="1" w:unhideWhenUsed="1"/>
-    <w:lsdException w:name="List Bullet 4" w:semiHidden="1" w:unhideWhenUsed="1"/>
-    <w:lsdException w:name="List Bullet 5" w:semiHidden="1" w:unhideWhenUsed="1"/>
-    <w:lsdException w:name="List Number 2" w:semiHidden="1" w:unhideWhenUsed="1"/>
-    <w:lsdException w:name="List Number 3" w:semiHidden="1" w:unhideWhenUsed="1"/>
-    <w:lsdException w:name="List Number 4" w:semiHidden="1" w:unhideWhenUsed="1"/>
-    <w:lsdException w:name="List Number 5" w:semiHidden="1" w:unhideWhenUsed="1"/>
-    <w:lsdException w:name="Title" w:uiPriority="10" w:qFormat="1"/>
-    <w:lsdException w:name="Closing" w:semiHidden="1" w:unhideWhenUsed="1"/>
-    <w:lsdException w:name="Signature" w:semiHidden="1" w:unhideWhenUsed="1"/>
-    <w:lsdException w:name="Default Paragraph Font" w:semiHidden="1" w:uiPriority="1" w:unhideWhenUsed="1"/>
-    <w:lsdException w:name="Body Text" w:semiHidden="1" w:unhideWhenUsed="1"/>
-    <w:lsdException w:name="Body Text Indent" w:semiHidden="1" w:unhideWhenUsed="1"/>
-    <w:lsdException w:name="List Continue" w:semiHidden="1" w:unhideWhenUsed="1"/>
-    <w:lsdException w:name="List Continue 2" w:semiHidden="1" w:unhideWhenUsed="1"/>
-    <w:lsdException w:name="List Continue 3" w:semiHidden="1" w:unhideWhenUsed="1"/>
-    <w:lsdException w:name="List Continue 4" w:semiHidden="1" w:unhideWhenUsed="1"/>
-    <w:lsdException w:name="List Continue 5" w:semiHidden="1" w:unhideWhenUsed="1"/>
-    <w:lsdException w:name="Message Header" w:semiHidden="1" w:unhideWhenUsed="1"/>
-    <w:lsdException w:name="Subtitle" w:uiPriority="11" w:qFormat="1"/>
-    <w:lsdException w:name="Salutation" w:semiHidden="1" w:unhideWhenUsed="1"/>
-    <w:lsdException w:name="Date" w:semiHidden="1" w:unhideWhenUsed="1"/>
-    <w:lsdException w:name="Body Text First Indent" w:semiHidden="1" w:unhideWhenUsed="1"/>
-    <w:lsdException w:name="Body Text First Indent 2" w:semiHidden="1" w:unhideWhenUsed="1"/>
-    <w:lsdException w:name="Note Heading" w:semiHidden="1" w:unhideWhenUsed="1"/>
-    <w:lsdException w:name="Body Text 2" w:semiHidden="1" w:unhideWhenUsed="1"/>
-    <w:lsdException w:name="Body Text 3" w:semiHidden="1" w:unhideWhenUsed="1"/>
-    <w:lsdException w:name="Body Text Indent 2" w:semiHidden="1" w:unhideWhenUsed="1"/>
-    <w:lsdException w:name="Body Text Indent 3" w:semiHidden="1" w:unhideWhenUsed="1"/>
-    <w:lsdException w:name="Block Text" w:semiHidden="1" w:unhideWhenUsed="1"/>
-    <w:lsdException w:name="Hyperlink" w:semiHidden="1" w:unhideWhenUsed="1"/>
-    <w:lsdException w:name="FollowedHyperlink" w:semiHidden="1" w:unhideWhenUsed="1"/>
-    <w:lsdException w:name="Strong" w:uiPriority="22" w:qFormat="1"/>
-    <w:lsdException w:name="Emphasis" w:uiPriority="20" w:qFormat="1"/>
-    <w:lsdException w:name="Document Map" w:semiHidden="1" w:unhideWhenUsed="1"/>
-    <w:lsdException w:name="Plain Text" w:semiHidden="1" w:unhideWhenUsed="1"/>
-    <w:lsdException w:name="E-mail Signature" w:semiHidden="1" w:unhideWhenUsed="1"/>
-    <w:lsdException w:name="HTML Top of Form" w:semiHidden="1" w:unhideWhenUsed="1"/>
-    <w:lsdException w:name="HTML Bottom of Form" w:semiHidden="1" w:unhideWhenUsed="1"/>
-    <w:lsdException w:name="Normal (Web)" w:semiHidden="1" w:unhideWhenUsed="1"/>
-    <w:lsdException w:name="HTML Acronym" w:semiHidden="1" w:unhideWhenUsed="1"/>
-    <w:lsdException w:name="HTML Address" w:semiHidden="1" w:unhideWhenUsed="1"/>
-    <w:lsdException w:name="HTML Cite" w:semiHidden="1" w:unhideWhenUsed="1"/>
-    <w:lsdException w:name="HTML Code" w:semiHidden="1" w:unhideWhenUsed="1"/>
-    <w:lsdException w:name="HTML Definition" w:semiHidden="1" w:unhideWhenUsed="1"/>
-    <w:lsdException w:name="HTML Keyboard" w:semiHidden="1" w:unhideWhenUsed="1"/>
-    <w:lsdException w:name="HTML Preformatted" w:semiHidden="1" w:unhideWhenUsed="1"/>
-    <w:lsdException w:name="HTML Sample" w:semiHidden="1" w:unhideWhenUsed="1"/>
-    <w:lsdException w:name="HTML Typewriter" w:semiHidden="1" w:unhideWhenUsed="1"/>
-    <w:lsdException w:name="HTML Variable" w:semiHidden="1" w:unhideWhenUsed="1"/>
-    <w:lsdException w:name="Normal Table" w:semiHidden="1" w:unhideWhenUsed="1"/>
-    <w:lsdException w:name="annotation subject" w:semiHidden="1" w:unhideWhenUsed="1"/>
-    <w:lsdException w:name="No List" w:semiHidden="1" w:unhideWhenUsed="1"/>
-    <w:lsdException w:name="Outline List 1" w:semiHidden="1" w:unhideWhenUsed="1"/>
-    <w:lsdException w:name="Outline List 2" w:semiHidden="1" w:unhideWhenUsed="1"/>
-    <w:lsdException w:name="Outline List 3" w:semiHidden="1" w:unhideWhenUsed="1"/>
-    <w:lsdException w:name="Table Simple 1" w:semiHidden="1" w:unhideWhenUsed="1"/>
-    <w:lsdException w:name="Table Simple 2" w:semiHidden="1" w:unhideWhenUsed="1"/>
-    <w:lsdException w:name="Table Simple 3" w:semiHidden="1" w:unhideWhenUsed="1"/>
-    <w:lsdException w:name="Table Classic 1" w:semiHidden="1" w:unhideWhenUsed="1"/>
-    <w:lsdException w:name="Table Classic 2" w:semiHidden="1" w:unhideWhenUsed="1"/>
-    <w:lsdException w:name="Table Classic 3" w:semiHidden="1" w:unhideWhenUsed="1"/>
-    <w:lsdException w:name="Table Classic 4" w:semiHidden="1" w:unhideWhenUsed="1"/>
-    <w:lsdException w:name="Table Colorful 1" w:semiHidden="1" w:unhideWhenUsed="1"/>
-    <w:lsdException w:name="Table Colorful 2" w:semiHidden="1" w:unhideWhenUsed="1"/>
-    <w:lsdException w:name="Table Colorful 3" w:semiHidden="1" w:unhideWhenUsed="1"/>
-    <w:lsdException w:name="Table Columns 1" w:semiHidden="1" w:unhideWhenUsed="1"/>
-    <w:lsdException w:name="Table Columns 2" w:semiHidden="1" w:unhideWhenUsed="1"/>
-    <w:lsdException w:name="Table Columns 3" w:semiHidden="1" w:unhideWhenUsed="1"/>
-    <w:lsdException w:name="Table Columns 4" w:semiHidden="1" w:unhideWhenUsed="1"/>
-    <w:lsdException w:name="Table Columns 5" w:semiHidden="1" w:unhideWhenUsed="1"/>
-    <w:lsdException w:name="Table Grid 1" w:semiHidden="1" w:unhideWhenUsed="1"/>
-    <w:lsdException w:name="Table Grid 2" w:semiHidden="1" w:unhideWhenUsed="1"/>
-    <w:lsdException w:name="Table Grid 3" w:semiHidden="1" w:unhideWhenUsed="1"/>
-    <w:lsdException w:name="Table Grid 4" w:semiHidden="1" w:unhideWhenUsed="1"/>
-    <w:lsdException w:name="Table Grid 5" w:semiHidden="1" w:unhideWhenUsed="1"/>
-    <w:lsdException w:name="Table Grid 6" w:semiHidden="1" w:unhideWhenUsed="1"/>
-    <w:lsdException w:name="Table Grid 7" w:semiHidden="1" w:unhideWhenUsed="1"/>
-    <w:lsdException w:name="Table Grid 8" w:semiHidden="1" w:unhideWhenUsed="1"/>
-    <w:lsdException w:name="Table List 1" w:semiHidden="1" w:unhideWhenUsed="1"/>
-    <w:lsdException w:name="Table List 2" w:semiHidden="1" w:unhideWhenUsed="1"/>
-    <w:lsdException w:name="Table List 3" w:semiHidden="1" w:unhideWhenUsed="1"/>
-    <w:lsdException w:name="Table List 4" w:semiHidden="1" w:unhideWhenUsed="1"/>
-    <w:lsdException w:name="Table List 5" w:semiHidden="1" w:unhideWhenUsed="1"/>
-    <w:lsdException w:name="Table List 6" w:semiHidden="1" w:unhideWhenUsed="1"/>
-    <w:lsdException w:name="Table List 7" w:semiHidden="1" w:unhideWhenUsed="1"/>
-    <w:lsdException w:name="Table List 8" w:semiHidden="1" w:unhideWhenUsed="1"/>
-    <w:lsdException w:name="Table 3D effects 1" w:semiHidden="1" w:unhideWhenUsed="1"/>
-    <w:lsdException w:name="Table 3D effects 2" w:semiHidden="1" w:unhideWhenUsed="1"/>
-    <w:lsdException w:name="Table 3D effects 3" w:semiHidden="1" w:unhideWhenUsed="1"/>
-    <w:lsdException w:name="Table Contemporary" w:semiHidden="1" w:unhideWhenUsed="1"/>
-    <w:lsdException w:name="Table Elegant" w:semiHidden="1" w:unhideWhenUsed="1"/>
-    <w:lsdException w:name="Table Professional" w:semiHidden="1" w:unhideWhenUsed="1"/>
-    <w:lsdException w:name="Table Subtle 1" w:semiHidden="1" w:unhideWhenUsed="1"/>
-    <w:lsdException w:name="Table Subtle 2" w:semiHidden="1" w:unhideWhenUsed="1"/>
-    <w:lsdException w:name="Table Web 1" w:semiHidden="1" w:unhideWhenUsed="1"/>
-    <w:lsdException w:name="Table Web 2" w:semiHidden="1" w:unhideWhenUsed="1"/>
-    <w:lsdException w:name="Table Web 3" w:semiHidden="1" w:unhideWhenUsed="1"/>
-    <w:lsdException w:name="Balloon Text" w:semiHidden="1" w:unhideWhenUsed="1"/>
-    <w:lsdException w:name="Table Grid" w:uiPriority="39"/>
-    <w:lsdException w:name="Table Theme" w:semiHidden="1" w:unhideWhenUsed="1"/>
-    <w:lsdException w:name="Placeholder Text" w:semiHidden="1"/>
-    <w:lsdException w:name="No Spacing" w:uiPriority="1" w:qFormat="1"/>
-    <w:lsdException w:name="Light Shading" w:uiPriority="60"/>
-    <w:lsdException w:name="Light List" w:uiPriority="61"/>
-    <w:lsdException w:name="Light Grid" w:uiPriority="62"/>
-    <w:lsdException w:name="Medium Shading 1" w:uiPriority="63"/>
-    <w:lsdException w:name="Medium Shading 2" w:uiPriority="64"/>
-    <w:lsdException w:name="Medium List 1" w:uiPriority="65"/>
-    <w:lsdException w:name="Medium List 2" w:uiPriority="66"/>
-    <w:lsdException w:name="Medium Grid 1" w:uiPriority="67"/>
-    <w:lsdException w:name="Medium Grid 2" w:uiPriority="68"/>
-    <w:lsdException w:name="Medium Grid 3" w:uiPriority="69"/>
-    <w:lsdException w:name="Dark List" w:uiPriority="70"/>
-    <w:lsdException w:name="Colorful Shading" w:uiPriority="71"/>
-    <w:lsdException w:name="Colorful List" w:uiPriority="72"/>
-    <w:lsdException w:name="Colorful Grid" w:uiPriority="73"/>
-    <w:lsdException w:name="Light Shading Accent 1" w:uiPriority="60"/>
-    <w:lsdException w:name="Light List Accent 1" w:uiPriority="61"/>
-    <w:lsdException w:name="Light Grid Accent 1" w:uiPriority="62"/>
-    <w:lsdException w:name="Medium Shading 1 Accent 1" w:uiPriority="63"/>
-    <w:lsdException w:name="Medium Shading 2 Accent 1" w:uiPriority="64"/>
-    <w:lsdException w:name="Medium List 1 Accent 1" w:uiPriority="65"/>
-    <w:lsdException w:name="Revision" w:semiHidden="1"/>
-    <w:lsdException w:name="List Paragraph" w:uiPriority="34" w:qFormat="1"/>
-    <w:lsdException w:name="Quote" w:uiPriority="29" w:qFormat="1"/>
-    <w:lsdException w:name="Intense Quote" w:uiPriority="30" w:qFormat="1"/>
-    <w:lsdException w:name="Medium List 2 Accent 1" w:uiPriority="66"/>
-    <w:lsdException w:name="Medium Grid 1 Accent 1" w:uiPriority="67"/>
-    <w:lsdException w:name="Medium Grid 2 Accent 1" w:uiPriority="68"/>
-    <w:lsdException w:name="Medium Grid 3 Accent 1" w:uiPriority="69"/>
-    <w:lsdException w:name="Dark List Accent 1" w:uiPriority="70"/>
-    <w:lsdException w:name="Colorful Shading Accent 1" w:uiPriority="71"/>
-    <w:lsdException w:name="Colorful List Accent 1" w:uiPriority="72"/>
-    <w:lsdException w:name="Colorful Grid Accent 1" w:uiPriority="73"/>
-    <w:lsdException w:name="Light Shading Accent 2" w:uiPriority="60"/>
-    <w:lsdException w:name="Light List Accent 2" w:uiPriority="61"/>
-    <w:lsdException w:name="Light Grid Accent 2" w:uiPriority="62"/>
-    <w:lsdException w:name="Medium Shading 1 Accent 2" w:uiPriority="63"/>
-    <w:lsdException w:name="Medium Shading 2 Accent 2" w:uiPriority="64"/>
-    <w:lsdException w:name="Medium List 1 Accent 2" w:uiPriority="65"/>
-    <w:lsdException w:name="Medium List 2 Accent 2" w:uiPriority="66"/>
-    <w:lsdException w:name="Medium Grid 1 Accent 2" w:uiPriority="67"/>
-    <w:lsdException w:name="Medium Grid 2 Accent 2" w:uiPriority="68"/>
-    <w:lsdException w:name="Medium Grid 3 Accent 2" w:uiPriority="69"/>
-    <w:lsdException w:name="Dark List Accent 2" w:uiPriority="70"/>
-    <w:lsdException w:name="Colorful Shading Accent 2" w:uiPriority="71"/>
-    <w:lsdException w:name="Colorful List Accent 2" w:uiPriority="72"/>
-    <w:lsdException w:name="Colorful Grid Accent 2" w:uiPriority="73"/>
-    <w:lsdException w:name="Light Shading Accent 3" w:uiPriority="60"/>
-    <w:lsdException w:name="Light List Accent 3" w:uiPriority="61"/>
-    <w:lsdException w:name="Light Grid Accent 3" w:uiPriority="62"/>
-    <w:lsdException w:name="Medium Shading 1 Accent 3" w:uiPriority="63"/>
-    <w:lsdException w:name="Medium Shading 2 Accent 3" w:uiPriority="64"/>
-    <w:lsdException w:name="Medium List 1 Accent 3" w:uiPriority="65"/>
-    <w:lsdException w:name="Medium List 2 Accent 3" w:uiPriority="66"/>
-    <w:lsdException w:name="Medium Grid 1 Accent 3" w:uiPriority="67"/>
-    <w:lsdException w:name="Medium Grid 2 Accent 3" w:uiPriority="68"/>
-    <w:lsdException w:name="Medium Grid 3 Accent 3" w:uiPriority="69"/>
-    <w:lsdException w:name="Dark List Accent 3" w:uiPriority="70"/>
-    <w:lsdException w:name="Colorful Shading Accent 3" w:uiPriority="71"/>
-    <w:lsdException w:name="Colorful List Accent 3" w:uiPriority="72"/>
-    <w:lsdException w:name="Colorful Grid Accent 3" w:uiPriority="73"/>
-    <w:lsdException w:name="Light Shading Accent 4" w:uiPriority="60"/>
-    <w:lsdException w:name="Light List Accent 4" w:uiPriority="61"/>
-    <w:lsdException w:name="Light Grid Accent 4" w:uiPriority="62"/>
-    <w:lsdException w:name="Medium Shading 1 Accent 4" w:uiPriority="63"/>
-    <w:lsdException w:name="Medium Shading 2 Accent 4" w:uiPriority="64"/>
-    <w:lsdException w:name="Medium List 1 Accent 4" w:uiPriority="65"/>
-    <w:lsdException w:name="Medium List 2 Accent 4" w:uiPriority="66"/>
-    <w:lsdException w:name="Medium Grid 1 Accent 4" w:uiPriority="67"/>
-    <w:lsdException w:name="Medium Grid 2 Accent 4" w:uiPriority="68"/>
-    <w:lsdException w:name="Medium Grid 3 Accent 4" w:uiPriority="69"/>
-    <w:lsdException w:name="Dark List Accent 4" w:uiPriority="70"/>
-    <w:lsdException w:name="Colorful Shading Accent 4" w:uiPriority="71"/>
-    <w:lsdException w:name="Colorful List Accent 4" w:uiPriority="72"/>
-    <w:lsdException w:name="Colorful Grid Accent 4" w:uiPriority="73"/>
-    <w:lsdException w:name="Light Shading Accent 5" w:uiPriority="60"/>
-    <w:lsdException w:name="Light List Accent 5" w:uiPriority="61"/>
-    <w:lsdException w:name="Light Grid Accent 5" w:uiPriority="62"/>
-    <w:lsdException w:name="Medium Shading 1 Accent 5" w:uiPriority="63"/>
-    <w:lsdException w:name="Medium Shading 2 Accent 5" w:uiPriority="64"/>
-    <w:lsdException w:name="Medium List 1 Accent 5" w:uiPriority="65"/>
-    <w:lsdException w:name="Medium List 2 Accent 5" w:uiPriority="66"/>
-    <w:lsdException w:name="Medium Grid 1 Accent 5" w:uiPriority="67"/>
-    <w:lsdException w:name="Medium Grid 2 Accent 5" w:uiPriority="68"/>
-    <w:lsdException w:name="Medium Grid 3 Accent 5" w:uiPriority="69"/>
-    <w:lsdException w:name="Dark List Accent 5" w:uiPriority="70"/>
-    <w:lsdException w:name="Colorful Shading Accent 5" w:uiPriority="71"/>
-    <w:lsdException w:name="Colorful List Accent 5" w:uiPriority="72"/>
-    <w:lsdException w:name="Colorful Grid Accent 5" w:uiPriority="73"/>
-    <w:lsdException w:name="Light Shading Accent 6" w:uiPriority="60"/>
-    <w:lsdException w:name="Light List Accent 6" w:uiPriority="61"/>
-    <w:lsdException w:name="Light Grid Accent 6" w:uiPriority="62"/>
-    <w:lsdException w:name="Medium Shading 1 Accent 6" w:uiPriority="63"/>
-    <w:lsdException w:name="Medium Shading 2 Accent 6" w:uiPriority="64"/>
-    <w:lsdException w:name="Medium List 1 Accent 6" w:uiPriority="65"/>
-    <w:lsdException w:name="Medium List 2 Accent 6" w:uiPriority="66"/>
-    <w:lsdException w:name="Medium Grid 1 Accent 6" w:uiPriority="67"/>
-    <w:lsdException w:name="Medium Grid 2 Accent 6" w:uiPriority="68"/>
-    <w:lsdException w:name="Medium Grid 3 Accent 6" w:uiPriority="69"/>
-    <w:lsdException w:name="Dark List Accent 6" w:uiPriority="70"/>
-    <w:lsdException w:name="Colorful Shading Accent 6" w:uiPriority="71"/>
-    <w:lsdException w:name="Colorful List Accent 6" w:uiPriority="72"/>
-    <w:lsdException w:name="Colorful Grid Accent 6" w:uiPriority="73"/>
-    <w:lsdException w:name="Subtle Emphasis" w:uiPriority="19" w:qFormat="1"/>
-    <w:lsdException w:name="Intense Emphasis" w:uiPriority="21" w:qFormat="1"/>
-    <w:lsdException w:name="Subtle Reference" w:uiPriority="31" w:qFormat="1"/>
-    <w:lsdException w:name="Intense Reference" w:uiPriority="32" w:qFormat="1"/>
-    <w:lsdException w:name="Book Title" w:uiPriority="33" w:qFormat="1"/>
-    <w:lsdException w:name="Bibliography" w:semiHidden="1" w:uiPriority="37" w:unhideWhenUsed="1"/>
-    <w:lsdException w:name="TOC Heading" w:semiHidden="1" w:uiPriority="39" w:unhideWhenUsed="1" w:qFormat="1"/>
-    <w:lsdException w:name="Plain Table 1" w:uiPriority="41"/>
-    <w:lsdException w:name="Plain Table 2" w:uiPriority="42"/>
-    <w:lsdException w:name="Plain Table 3" w:uiPriority="43"/>
-    <w:lsdException w:name="Plain Table 4" w:uiPriority="44"/>
-    <w:lsdException w:name="Plain Table 5" w:uiPriority="45"/>
-    <w:lsdException w:name="Grid Table Light" w:uiPriority="40"/>
-    <w:lsdException w:name="Grid Table 1 Light" w:uiPriority="46"/>
-    <w:lsdException w:name="Grid Table 2" w:uiPriority="47"/>
-    <w:lsdException w:name="Grid Table 3" w:uiPriority="48"/>
-    <w:lsdException w:name="Grid Table 4" w:uiPriority="49"/>
-    <w:lsdException w:name="Grid Table 5 Dark" w:uiPriority="50"/>
-    <w:lsdException w:name="Grid Table 6 Colorful" w:uiPriority="51"/>
-    <w:lsdException w:name="Grid Table 7 Colorful" w:uiPriority="52"/>
-    <w:lsdException w:name="Grid Table 1 Light Accent 1" w:uiPriority="46"/>
-    <w:lsdException w:name="Grid Table 2 Accent 1" w:uiPriority="47"/>
-    <w:lsdException w:name="Grid Table 3 Accent 1" w:uiPriority="48"/>
-    <w:lsdException w:name="Grid Table 4 Accent 1" w:uiPriority="49"/>
-    <w:lsdException w:name="Grid Table 5 Dark Accent 1" w:uiPriority="50"/>
-    <w:lsdException w:name="Grid Table 6 Colorful Accent 1" w:uiPriority="51"/>
-    <w:lsdException w:name="Grid Table 7 Colorful Accent 1" w:uiPriority="52"/>
-    <w:lsdException w:name="Grid Table 1 Light Accent 2" w:uiPriority="46"/>
-    <w:lsdException w:name="Grid Table 2 Accent 2" w:uiPriority="47"/>
-    <w:lsdException w:name="Grid Table 3 Accent 2" w:uiPriority="48"/>
-    <w:lsdException w:name="Grid Table 4 Accent 2" w:uiPriority="49"/>
-    <w:lsdException w:name="Grid Table 5 Dark Accent 2" w:uiPriority="50"/>
-    <w:lsdException w:name="Grid Table 6 Colorful Accent 2" w:uiPriority="51"/>
-    <w:lsdException w:name="Grid Table 7 Colorful Accent 2" w:uiPriority="52"/>
-    <w:lsdException w:name="Grid Table 1 Light Accent 3" w:uiPriority="46"/>
-    <w:lsdException w:name="Grid Table 2 Accent 3" w:uiPriority="47"/>
-    <w:lsdException w:name="Grid Table 3 Accent 3" w:uiPriority="48"/>
-    <w:lsdException w:name="Grid Table 4 Accent 3" w:uiPriority="49"/>
-    <w:lsdException w:name="Grid Table 5 Dark Accent 3" w:uiPriority="50"/>
-    <w:lsdException w:name="Grid Table 6 Colorful Accent 3" w:uiPriority="51"/>
-    <w:lsdException w:name="Grid Table 7 Colorful Accent 3" w:uiPriority="52"/>
-    <w:lsdException w:name="Grid Table 1 Light Accent 4" w:uiPriority="46"/>
-    <w:lsdException w:name="Grid Table 2 Accent 4" w:uiPriority="47"/>
-    <w:lsdException w:name="Grid Table 3 Accent 4" w:uiPriority="48"/>
-    <w:lsdException w:name="Grid Table 4 Accent 4" w:uiPriority="49"/>
-    <w:lsdException w:name="Grid Table 5 Dark Accent 4" w:uiPriority="50"/>
-    <w:lsdException w:name="Grid Table 6 Colorful Accent 4" w:uiPriority="51"/>
-    <w:lsdException w:name="Grid Table 7 Colorful Accent 4" w:uiPriority="52"/>
-    <w:lsdException w:name="Grid Table 1 Light Accent 5" w:uiPriority="46"/>
-    <w:lsdException w:name="Grid Table 2 Accent 5" w:uiPriority="47"/>
-    <w:lsdException w:name="Grid Table 3 Accent 5" w:uiPriority="48"/>
-    <w:lsdException w:name="Grid Table 4 Accent 5" w:uiPriority="49"/>
-    <w:lsdException w:name="Grid Table 5 Dark Accent 5" w:uiPriority="50"/>
-    <w:lsdException w:name="Grid Table 6 Colorful Accent 5" w:uiPriority="51"/>
-    <w:lsdException w:name="Grid Table 7 Colorful Accent 5" w:uiPriority="52"/>
-    <w:lsdException w:name="Grid Table 1 Light Accent 6" w:uiPriority="46"/>
-    <w:lsdException w:name="Grid Table 2 Accent 6" w:uiPriority="47"/>
-    <w:lsdException w:name="Grid Table 3 Accent 6" w:uiPriority="48"/>
-    <w:lsdException w:name="Grid Table 4 Accent 6" w:uiPriority="49"/>
-    <w:lsdException w:name="Grid Table 5 Dark Accent 6" w:uiPriority="50"/>
-    <w:lsdException w:name="Grid Table 6 Colorful Accent 6" w:uiPriority="51"/>
-    <w:lsdException w:name="Grid Table 7 Colorful Accent 6" w:uiPriority="52"/>
-    <w:lsdException w:name="List Table 1 Light" w:uiPriority="46"/>
-    <w:lsdException w:name="List Table 2" w:uiPriority="47"/>
-    <w:lsdException w:name="List Table 3" w:uiPriority="48"/>
-    <w:lsdException w:name="List Table 4" w:uiPriority="49"/>
-    <w:lsdException w:name="List Table 5 Dark" w:uiPriority="50"/>
-    <w:lsdException w:name="List Table 6 Colorful" w:uiPriority="51"/>
-    <w:lsdException w:name="List Table 7 Colorful" w:uiPriority="52"/>
-    <w:lsdException w:name="List Table 1 Light Accent 1" w:uiPriority="46"/>
-    <w:lsdException w:name="List Table 2 Accent 1" w:uiPriority="47"/>
-    <w:lsdException w:name="List Table 3 Accent 1" w:uiPriority="48"/>
-    <w:lsdException w:name="List Table 4 Accent 1" w:uiPriority="49"/>
-    <w:lsdException w:name="List Table 5 Dark Accent 1" w:uiPriority="50"/>
-    <w:lsdException w:name="List Table 6 Colorful Accent 1" w:uiPriority="51"/>
-    <w:lsdException w:name="List Table 7 Colorful Accent 1" w:uiPriority="52"/>
-    <w:lsdException w:name="List Table 1 Light Accent 2" w:uiPriority="46"/>
-    <w:lsdException w:name="List Table 2 Accent 2" w:uiPriority="47"/>
-    <w:lsdException w:name="List Table 3 Accent 2" w:uiPriority="48"/>
-    <w:lsdException w:name="List Table 4 Accent 2" w:uiPriority="49"/>
-    <w:lsdException w:name="List Table 5 Dark Accent 2" w:uiPriority="50"/>
-    <w:lsdException w:name="List Table 6 Colorful Accent 2" w:uiPriority="51"/>
-    <w:lsdException w:name="List Table 7 Colorful Accent 2" w:uiPriority="52"/>
-    <w:lsdException w:name="List Table 1 Light Accent 3" w:uiPriority="46"/>
-    <w:lsdException w:name="List Table 2 Accent 3" w:uiPriority="47"/>
-    <w:lsdException w:name="List Table 3 Accent 3" w:uiPriority="48"/>
-    <w:lsdException w:name="List Table 4 Accent 3" w:uiPriority="49"/>
-    <w:lsdException w:name="List Table 5 Dark Accent 3" w:uiPriority="50"/>
-    <w:lsdException w:name="List Table 6 Colorful Accent 3" w:uiPriority="51"/>
-    <w:lsdException w:name="List Table 7 Colorful Accent 3" w:uiPriority="52"/>
-    <w:lsdException w:name="List Table 1 Light Accent 4" w:uiPriority="46"/>
-    <w:lsdException w:name="List Table 2 Accent 4" w:uiPriority="47"/>
-    <w:lsdException w:name="List Table 3 Accent 4" w:uiPriority="48"/>
-    <w:lsdException w:name="List Table 4 Accent 4" w:uiPriority="49"/>
-    <w:lsdException w:name="List Table 5 Dark Accent 4" w:uiPriority="50"/>
-    <w:lsdException w:name="List Table 6 Colorful Accent 4" w:uiPriority="51"/>
-    <w:lsdException w:name="List Table 7 Colorful Accent 4" w:uiPriority="52"/>
-    <w:lsdException w:name="List Table 1 Light Accent 5" w:uiPriority="46"/>
-    <w:lsdException w:name="List Table 2 Accent 5" w:uiPriority="47"/>
-    <w:lsdException w:name="List Table 3 Accent 5" w:uiPriority="48"/>
-    <w:lsdException w:name="List Table 4 Accent 5" w:uiPriority="49"/>
-    <w:lsdException w:name="List Table 5 Dark Accent 5" w:uiPriority="50"/>
-    <w:lsdException w:name="List Table 6 Colorful Accent 5" w:uiPriority="51"/>
-    <w:lsdException w:name="List Table 7 Colorful Accent 5" w:uiPriority="52"/>
-    <w:lsdException w:name="List Table 1 Light Accent 6" w:uiPriority="46"/>
-    <w:lsdException w:name="List Table 2 Accent 6" w:uiPriority="47"/>
-    <w:lsdException w:name="List Table 3 Accent 6" w:uiPriority="48"/>
-    <w:lsdException w:name="List Table 4 Accent 6" w:uiPriority="49"/>
-    <w:lsdException w:name="List Table 5 Dark Accent 6" w:uiPriority="50"/>
-    <w:lsdException w:name="List Table 6 Colorful Accent 6" w:uiPriority="51"/>
-    <w:lsdException w:name="List Table 7 Colorful Accent 6" w:uiPriority="52"/>
-  </w:latentStyles>
-  <w:style w:type="paragraph" w:default="1" w:styleId="Normal">
+  <w:style w:type="paragraph" w:default="1" w:styleId="style0">
     <w:name w:val="Normal"/>
+    <w:next w:val="style0"/>
     <w:qFormat/>
+    <w:pPr/>
   </w:style>
-  <w:style w:type="character" w:default="1" w:styleId="DefaultParagraphFont">
+  <w:style w:type="character" w:default="1" w:styleId="style65">
     <w:name w:val="Default Paragraph Font"/>
+    <w:next w:val="style65"/>
     <w:uiPriority w:val="1"/>
-    <w:semiHidden/>
-    <w:unhideWhenUsed/>
   </w:style>
-  <w:style w:type="table" w:default="1" w:styleId="TableNormal">
+  <w:style w:type="table" w:default="1" w:styleId="style105">
     <w:name w:val="Normal Table"/>
+    <w:next w:val="style105"/>
     <w:uiPriority w:val="99"/>
-    <w:semiHidden/>
-    <w:unhideWhenUsed/>
+    <w:pPr/>
+    <w:rPr/>
     <w:tblPr>
       <w:tblInd w:w="0" w:type="dxa"/>
       <w:tblCellMar>
@@ -1845,23 +4314,27 @@
         <w:right w:w="108" w:type="dxa"/>
       </w:tblCellMar>
     </w:tblPr>
+    <w:tcPr>
+      <w:tcBorders/>
+    </w:tcPr>
   </w:style>
-  <w:style w:type="numbering" w:default="1" w:styleId="NoList">
+  <w:style w:type="numbering" w:default="1" w:styleId="style107">
     <w:name w:val="No List"/>
+    <w:next w:val="style107"/>
     <w:uiPriority w:val="99"/>
-    <w:semiHidden/>
-    <w:unhideWhenUsed/>
+    <w:pPr/>
   </w:style>
-  <w:style w:type="paragraph" w:styleId="ListParagraph">
+  <w:style w:type="paragraph" w:styleId="style179">
     <w:name w:val="List Paragraph"/>
-    <w:basedOn w:val="Normal"/>
+    <w:basedOn w:val="style0"/>
+    <w:next w:val="style179"/>
+    <w:qFormat/>
     <w:uiPriority w:val="34"/>
-    <w:qFormat/>
-    <w:rsid w:val="00A30193"/>
     <w:pPr>
       <w:ind w:left="720"/>
       <w:contextualSpacing/>
     </w:pPr>
+    <w:rPr/>
   </w:style>
 </w:styles>
 </file>
@@ -1877,44 +4350,44 @@
         <a:sysClr val="window" lastClr="FFFFFF"/>
       </a:lt1>
       <a:dk2>
-        <a:srgbClr val="44546A"/>
+        <a:srgbClr val="1F497D"/>
       </a:dk2>
       <a:lt2>
-        <a:srgbClr val="E7E6E6"/>
+        <a:srgbClr val="EEECE1"/>
       </a:lt2>
       <a:accent1>
-        <a:srgbClr val="5B9BD5"/>
+        <a:srgbClr val="4F81BD"/>
       </a:accent1>
       <a:accent2>
-        <a:srgbClr val="ED7D31"/>
+        <a:srgbClr val="C0504D"/>
       </a:accent2>
       <a:accent3>
-        <a:srgbClr val="A5A5A5"/>
+        <a:srgbClr val="9BBB59"/>
       </a:accent3>
       <a:accent4>
-        <a:srgbClr val="FFC000"/>
+        <a:srgbClr val="8064A2"/>
       </a:accent4>
       <a:accent5>
-        <a:srgbClr val="4472C4"/>
+        <a:srgbClr val="4BACC6"/>
       </a:accent5>
       <a:accent6>
-        <a:srgbClr val="70AD47"/>
+        <a:srgbClr val="F79646"/>
       </a:accent6>
       <a:hlink>
-        <a:srgbClr val="0563C1"/>
+        <a:srgbClr val="0000FF"/>
       </a:hlink>
       <a:folHlink>
-        <a:srgbClr val="954F72"/>
+        <a:srgbClr val="800080"/>
       </a:folHlink>
     </a:clrScheme>
     <a:fontScheme name="Office">
       <a:majorFont>
-        <a:latin typeface="Calibri Light" panose="020F0302020204030204"/>
+        <a:latin typeface="Cambria"/>
         <a:ea typeface=""/>
         <a:cs typeface=""/>
-        <a:font script="Jpan" typeface="游ゴシック Light"/>
+        <a:font script="Jpan" typeface="ＭＳ ゴシック"/>
         <a:font script="Hang" typeface="맑은 고딕"/>
-        <a:font script="Hans" typeface="等线 Light"/>
+        <a:font script="Hans" typeface="宋体"/>
         <a:font script="Hant" typeface="新細明體"/>
         <a:font script="Arab" typeface="Times New Roman"/>
         <a:font script="Hebr" typeface="Times New Roman"/>
@@ -1944,12 +4417,12 @@
         <a:font script="Geor" typeface="Sylfaen"/>
       </a:majorFont>
       <a:minorFont>
-        <a:latin typeface="Calibri" panose="020F0502020204030204"/>
+        <a:latin typeface="Calibri"/>
         <a:ea typeface=""/>
         <a:cs typeface=""/>
-        <a:font script="Jpan" typeface="游明朝"/>
+        <a:font script="Jpan" typeface="ＭＳ 明朝"/>
         <a:font script="Hang" typeface="맑은 고딕"/>
-        <a:font script="Hans" typeface="等线"/>
+        <a:font script="Hans" typeface="宋体"/>
         <a:font script="Hant" typeface="新細明體"/>
         <a:font script="Arab" typeface="Arial"/>
         <a:font script="Hebr" typeface="Arial"/>
@@ -1988,141 +4461,165 @@
           <a:gsLst>
             <a:gs pos="0">
               <a:schemeClr val="phClr">
-                <a:lumMod val="110000"/>
-                <a:satMod val="105000"/>
-                <a:tint val="67000"/>
+                <a:tint val="50000"/>
+                <a:satMod val="300000"/>
               </a:schemeClr>
             </a:gs>
-            <a:gs pos="50000">
+            <a:gs pos="35000">
               <a:schemeClr val="phClr">
-                <a:lumMod val="105000"/>
-                <a:satMod val="103000"/>
-                <a:tint val="73000"/>
+                <a:tint val="37000"/>
+                <a:satMod val="300000"/>
               </a:schemeClr>
             </a:gs>
             <a:gs pos="100000">
               <a:schemeClr val="phClr">
-                <a:lumMod val="105000"/>
-                <a:satMod val="109000"/>
-                <a:tint val="81000"/>
+                <a:tint val="15000"/>
+                <a:satMod val="350000"/>
               </a:schemeClr>
             </a:gs>
           </a:gsLst>
-          <a:lin ang="5400000" scaled="0"/>
+          <a:lin ang="16200000" scaled="1"/>
         </a:gradFill>
         <a:gradFill rotWithShape="1">
           <a:gsLst>
             <a:gs pos="0">
               <a:schemeClr val="phClr">
-                <a:satMod val="103000"/>
-                <a:lumMod val="102000"/>
-                <a:tint val="94000"/>
+                <a:shade val="51000"/>
+                <a:satMod val="130000"/>
               </a:schemeClr>
             </a:gs>
-            <a:gs pos="50000">
+            <a:gs pos="80000">
               <a:schemeClr val="phClr">
-                <a:satMod val="110000"/>
-                <a:lumMod val="100000"/>
-                <a:shade val="100000"/>
+                <a:shade val="93000"/>
+                <a:satMod val="130000"/>
               </a:schemeClr>
             </a:gs>
             <a:gs pos="100000">
               <a:schemeClr val="phClr">
-                <a:lumMod val="99000"/>
-                <a:satMod val="120000"/>
-                <a:shade val="78000"/>
+                <a:shade val="94000"/>
+                <a:satMod val="135000"/>
               </a:schemeClr>
             </a:gs>
           </a:gsLst>
-          <a:lin ang="5400000" scaled="0"/>
+          <a:lin ang="16200000" scaled="0"/>
         </a:gradFill>
       </a:fillStyleLst>
       <a:lnStyleLst>
-        <a:ln w="6350" cap="flat" cmpd="sng" algn="ctr">
+        <a:ln w="9525" cap="flat" cmpd="sng" algn="ctr">
+          <a:solidFill>
+            <a:schemeClr val="phClr">
+              <a:shade val="95000"/>
+              <a:satMod val="105000"/>
+            </a:schemeClr>
+          </a:solidFill>
+          <a:prstDash val="solid"/>
+        </a:ln>
+        <a:ln w="25400" cap="flat" cmpd="sng" algn="ctr">
           <a:solidFill>
             <a:schemeClr val="phClr"/>
           </a:solidFill>
           <a:prstDash val="solid"/>
-          <a:miter lim="800000"/>
         </a:ln>
-        <a:ln w="12700" cap="flat" cmpd="sng" algn="ctr">
+        <a:ln w="38100" cap="flat" cmpd="sng" algn="ctr">
           <a:solidFill>
             <a:schemeClr val="phClr"/>
           </a:solidFill>
           <a:prstDash val="solid"/>
-          <a:miter lim="800000"/>
-        </a:ln>
-        <a:ln w="19050" cap="flat" cmpd="sng" algn="ctr">
-          <a:solidFill>
-            <a:schemeClr val="phClr"/>
-          </a:solidFill>
-          <a:prstDash val="solid"/>
-          <a:miter lim="800000"/>
         </a:ln>
       </a:lnStyleLst>
       <a:effectStyleLst>
         <a:effectStyle>
-          <a:effectLst/>
-        </a:effectStyle>
-        <a:effectStyle>
-          <a:effectLst/>
+          <a:effectLst>
+            <a:outerShdw blurRad="40000" dist="20000" dir="5400000" rotWithShape="0">
+              <a:srgbClr val="000000">
+                <a:alpha val="38000"/>
+              </a:srgbClr>
+            </a:outerShdw>
+          </a:effectLst>
         </a:effectStyle>
         <a:effectStyle>
           <a:effectLst>
-            <a:outerShdw blurRad="57150" dist="19050" dir="5400000" algn="ctr" rotWithShape="0">
+            <a:outerShdw blurRad="40000" dist="23000" dir="5400000" rotWithShape="0">
               <a:srgbClr val="000000">
-                <a:alpha val="63000"/>
+                <a:alpha val="35000"/>
               </a:srgbClr>
             </a:outerShdw>
           </a:effectLst>
+        </a:effectStyle>
+        <a:effectStyle>
+          <a:effectLst>
+            <a:outerShdw blurRad="40000" dist="23000" dir="5400000" rotWithShape="0">
+              <a:srgbClr val="000000">
+                <a:alpha val="35000"/>
+              </a:srgbClr>
+            </a:outerShdw>
+          </a:effectLst>
+          <a:scene3d>
+            <a:camera prst="orthographicFront">
+              <a:rot lat="0" lon="0" rev="0"/>
+            </a:camera>
+            <a:lightRig rig="threePt" dir="t">
+              <a:rot lat="0" lon="0" rev="1200000"/>
+            </a:lightRig>
+          </a:scene3d>
+          <a:sp3d>
+            <a:bevelT w="63500" h="25400"/>
+          </a:sp3d>
         </a:effectStyle>
       </a:effectStyleLst>
       <a:bgFillStyleLst>
         <a:solidFill>
           <a:schemeClr val="phClr"/>
         </a:solidFill>
-        <a:solidFill>
-          <a:schemeClr val="phClr">
-            <a:tint val="95000"/>
-            <a:satMod val="170000"/>
-          </a:schemeClr>
-        </a:solidFill>
         <a:gradFill rotWithShape="1">
           <a:gsLst>
             <a:gs pos="0">
               <a:schemeClr val="phClr">
-                <a:tint val="93000"/>
-                <a:satMod val="150000"/>
-                <a:shade val="98000"/>
-                <a:lumMod val="102000"/>
+                <a:tint val="40000"/>
+                <a:satMod val="350000"/>
               </a:schemeClr>
             </a:gs>
-            <a:gs pos="50000">
+            <a:gs pos="40000">
               <a:schemeClr val="phClr">
-                <a:tint val="98000"/>
-                <a:satMod val="130000"/>
-                <a:shade val="90000"/>
-                <a:lumMod val="103000"/>
+                <a:tint val="45000"/>
+                <a:shade val="99000"/>
+                <a:satMod val="350000"/>
               </a:schemeClr>
             </a:gs>
             <a:gs pos="100000">
               <a:schemeClr val="phClr">
-                <a:shade val="63000"/>
-                <a:satMod val="120000"/>
+                <a:shade val="20000"/>
+                <a:satMod val="255000"/>
               </a:schemeClr>
             </a:gs>
           </a:gsLst>
-          <a:lin ang="5400000" scaled="0"/>
+          <a:path path="circle">
+            <a:fillToRect l="50000" t="-80000" r="50000" b="180000"/>
+          </a:path>
+        </a:gradFill>
+        <a:gradFill rotWithShape="1">
+          <a:gsLst>
+            <a:gs pos="0">
+              <a:schemeClr val="phClr">
+                <a:tint val="80000"/>
+                <a:satMod val="300000"/>
+              </a:schemeClr>
+            </a:gs>
+            <a:gs pos="100000">
+              <a:schemeClr val="phClr">
+                <a:shade val="30000"/>
+                <a:satMod val="200000"/>
+              </a:schemeClr>
+            </a:gs>
+          </a:gsLst>
+          <a:path path="circle">
+            <a:fillToRect l="50000" t="50000" r="50000" b="50000"/>
+          </a:path>
         </a:gradFill>
       </a:bgFillStyleLst>
     </a:fmtScheme>
   </a:themeElements>
   <a:objectDefaults/>
   <a:extraClrSchemeLst/>
-  <a:extLst>
-    <a:ext uri="{05A4C25C-085E-4340-85A3-A5531E510DB2}">
-      <thm15:themeFamily xmlns:thm15="http://schemas.microsoft.com/office/thememl/2012/main" name="Office Theme" id="{62F939B6-93AF-4DB8-9C6B-D6C7DFDC589F}" vid="{4A3C46E8-61CC-4603-A589-7422A47A8E4A}"/>
-    </a:ext>
-  </a:extLst>
 </a:theme>
 </file>